--- a/docs/assignment 1.docx
+++ b/docs/assignment 1.docx
@@ -41,7 +41,7 @@
           <w:rFonts w:ascii="Times New Roman" w:hAnsi="Times New Roman"/>
           <w:sz w:val="24"/>
         </w:rPr>
-        <w:t>Recognising</w:t>
+        <w:t>SavePlate</w:t>
       </w:r>
       <w:proofErr w:type="spellEnd"/>
       <w:r>
@@ -49,8 +49,24 @@
           <w:rFonts w:ascii="Times New Roman" w:hAnsi="Times New Roman"/>
           <w:sz w:val="24"/>
         </w:rPr>
-        <w:t xml:space="preserve"> the need to provide concrete technology solutions to the issue, </w:t>
-      </w:r>
+        <w:t xml:space="preserve"> is a new web-based application motivated by the need to empower Malaysian households to take concrete, technology-driven action against this issue.</w:t>
+      </w:r>
+      <w:r>
+        <w:rPr>
+          <w:rFonts w:ascii="Times New Roman" w:hAnsi="Times New Roman"/>
+          <w:sz w:val="24"/>
+        </w:rPr>
+        <w:t xml:space="preserve"> The main users are household members of Malaysian, who are responsible for daily grocery and food shopping, secondary users are community members wanting to donate surplus food, and the third group is people who want to plan their meals for greater sustainability.</w:t>
+      </w:r>
+    </w:p>
+    <w:p>
+      <w:pPr>
+        <w:spacing w:line="360" w:lineRule="auto"/>
+        <w:rPr>
+          <w:rFonts w:ascii="Times New Roman" w:hAnsi="Times New Roman"/>
+          <w:sz w:val="24"/>
+        </w:rPr>
+      </w:pPr>
       <w:proofErr w:type="spellStart"/>
       <w:r>
         <w:rPr>
@@ -65,17 +81,8 @@
           <w:rFonts w:ascii="Times New Roman" w:hAnsi="Times New Roman"/>
           <w:sz w:val="24"/>
         </w:rPr>
-        <w:t xml:space="preserve"> is a new web-based application. The main users are household members of Malaysian, who are responsible for daily grocery and food shopping, secondary users are community members wanting to donate surplus food, and the third group is people who want to plan their meals for greater sustainability.</w:t>
-      </w:r>
-    </w:p>
-    <w:p>
-      <w:pPr>
-        <w:spacing w:line="360" w:lineRule="auto"/>
-        <w:rPr>
-          <w:rFonts w:ascii="Times New Roman" w:hAnsi="Times New Roman"/>
-          <w:sz w:val="24"/>
-        </w:rPr>
-      </w:pPr>
+        <w:t xml:space="preserve"> will provide six essential functions: User registration (with 2FA and privacy settings), food inventory management (with expiry tracking and alert), food donation browsing and claiming, food analytics dashboard (shows how much food was saved and donated), expiry and reminder notifications, and weekly meal planning based on current stock. </w:t>
+      </w:r>
       <w:proofErr w:type="spellStart"/>
       <w:r>
         <w:rPr>
@@ -90,22 +97,6 @@
           <w:rFonts w:ascii="Times New Roman" w:hAnsi="Times New Roman"/>
           <w:sz w:val="24"/>
         </w:rPr>
-        <w:t xml:space="preserve"> will provide six essential functions: User registration (with 2FA and privacy settings), food inventory management (with expiry tracking and alert), food donation browsing and claiming, food analytics dashboard (shows how much food was saved and donated), expiry and reminder notifications, and weekly meal planning based on current stock. </w:t>
-      </w:r>
-      <w:proofErr w:type="spellStart"/>
-      <w:r>
-        <w:rPr>
-          <w:rFonts w:ascii="Times New Roman" w:hAnsi="Times New Roman"/>
-          <w:sz w:val="24"/>
-        </w:rPr>
-        <w:t>SavePlate</w:t>
-      </w:r>
-      <w:proofErr w:type="spellEnd"/>
-      <w:r>
-        <w:rPr>
-          <w:rFonts w:ascii="Times New Roman" w:hAnsi="Times New Roman"/>
-          <w:sz w:val="24"/>
-        </w:rPr>
         <w:t xml:space="preserve"> is a new product created to meet the needs of Malaysian households, in terms of food donation culture and household food management needs, unlike general food tracking apps available around the world.</w:t>
       </w:r>
     </w:p>
@@ -122,7 +113,21 @@
           <w:rFonts w:ascii="Times New Roman" w:hAnsi="Times New Roman"/>
           <w:sz w:val="24"/>
         </w:rPr>
-        <w:t>The project will be built from scratch, using free and open-source tools and no paid software license costs are expected as the project's development will require only the 3 member's team to develop. The project has been scheduled for 13 weeks, from 18 May 2026 through to 21 August 2026, consisting of two assignment submissions and two project iterations in line with the project schedule.</w:t>
+        <w:t xml:space="preserve">The project will be built from scratch, using free and open-source tools and no paid software license costs are expected as the project's development will require only the </w:t>
+      </w:r>
+      <w:r>
+        <w:rPr>
+          <w:rFonts w:ascii="Times New Roman" w:hAnsi="Times New Roman"/>
+          <w:sz w:val="24"/>
+        </w:rPr>
+        <w:t>2</w:t>
+      </w:r>
+      <w:r>
+        <w:rPr>
+          <w:rFonts w:ascii="Times New Roman" w:hAnsi="Times New Roman"/>
+          <w:sz w:val="24"/>
+        </w:rPr>
+        <w:t xml:space="preserve"> member's team to develop. The project has been scheduled for 13 weeks, from 18 May 2026 through to 21 August 2026, consisting of two assignment submissions and two project iterations in line with the project schedule.</w:t>
       </w:r>
     </w:p>
     <w:p>
@@ -223,7 +228,6 @@
           <w:bCs/>
           <w:sz w:val="24"/>
         </w:rPr>
-        <w:lastRenderedPageBreak/>
         <w:t>2.0  Project Aims</w:t>
       </w:r>
     </w:p>
@@ -929,6 +933,971 @@
         </w:rPr>
         <w:t>Real-time chat or messaging between donors and recipients.</w:t>
       </w:r>
+    </w:p>
+    <w:p>
+      <w:pPr>
+        <w:spacing w:line="360" w:lineRule="auto"/>
+        <w:rPr>
+          <w:rFonts w:ascii="Times New Roman" w:hAnsi="Times New Roman"/>
+          <w:sz w:val="24"/>
+        </w:rPr>
+      </w:pPr>
+    </w:p>
+    <w:p>
+      <w:pPr>
+        <w:spacing w:line="360" w:lineRule="auto"/>
+        <w:rPr>
+          <w:rFonts w:ascii="Times New Roman" w:hAnsi="Times New Roman"/>
+          <w:sz w:val="24"/>
+        </w:rPr>
+      </w:pPr>
+    </w:p>
+    <w:p>
+      <w:pPr>
+        <w:spacing w:line="360" w:lineRule="auto"/>
+        <w:rPr>
+          <w:rFonts w:ascii="Times New Roman" w:hAnsi="Times New Roman"/>
+          <w:sz w:val="24"/>
+        </w:rPr>
+      </w:pPr>
+    </w:p>
+    <w:p>
+      <w:pPr>
+        <w:spacing w:line="360" w:lineRule="auto"/>
+        <w:rPr>
+          <w:rFonts w:ascii="Times New Roman" w:hAnsi="Times New Roman"/>
+          <w:sz w:val="24"/>
+        </w:rPr>
+      </w:pPr>
+    </w:p>
+    <w:p>
+      <w:pPr>
+        <w:spacing w:line="360" w:lineRule="auto"/>
+        <w:rPr>
+          <w:rFonts w:ascii="Times New Roman" w:hAnsi="Times New Roman"/>
+          <w:sz w:val="24"/>
+        </w:rPr>
+      </w:pPr>
+      <w:r>
+        <w:rPr>
+          <w:rFonts w:ascii="Times New Roman" w:hAnsi="Times New Roman"/>
+          <w:sz w:val="24"/>
+        </w:rPr>
+        <w:lastRenderedPageBreak/>
+        <w:t>5.0 Project Schedule</w:t>
+      </w:r>
+    </w:p>
+    <w:p>
+      <w:pPr>
+        <w:spacing w:line="360" w:lineRule="auto"/>
+        <w:rPr>
+          <w:rFonts w:ascii="Times New Roman" w:hAnsi="Times New Roman"/>
+          <w:sz w:val="24"/>
+        </w:rPr>
+      </w:pPr>
+      <w:r>
+        <w:rPr>
+          <w:rFonts w:ascii="Times New Roman" w:hAnsi="Times New Roman"/>
+          <w:sz w:val="24"/>
+        </w:rPr>
+        <w:t>5.1 Work Breakdown Structure (WBS)</w:t>
+      </w:r>
+    </w:p>
+    <w:p>
+      <w:pPr>
+        <w:spacing w:line="360" w:lineRule="auto"/>
+        <w:rPr>
+          <w:rFonts w:ascii="Times New Roman" w:hAnsi="Times New Roman"/>
+          <w:sz w:val="24"/>
+        </w:rPr>
+      </w:pPr>
+      <w:r>
+        <w:rPr>
+          <w:rFonts w:ascii="Times New Roman" w:hAnsi="Times New Roman"/>
+          <w:sz w:val="24"/>
+        </w:rPr>
+        <w:t>5.2 Milestone / Deliverable</w:t>
+      </w:r>
+    </w:p>
+    <w:p>
+      <w:pPr>
+        <w:spacing w:line="360" w:lineRule="auto"/>
+        <w:rPr>
+          <w:rFonts w:ascii="Times New Roman" w:hAnsi="Times New Roman"/>
+          <w:sz w:val="24"/>
+        </w:rPr>
+      </w:pPr>
+      <w:r>
+        <w:rPr>
+          <w:rFonts w:ascii="Times New Roman" w:hAnsi="Times New Roman"/>
+          <w:sz w:val="24"/>
+        </w:rPr>
+        <w:t>5.3 Gantt Chart</w:t>
+      </w:r>
+    </w:p>
+    <w:p>
+      <w:pPr>
+        <w:spacing w:line="360" w:lineRule="auto"/>
+        <w:rPr>
+          <w:rFonts w:ascii="Times New Roman" w:hAnsi="Times New Roman"/>
+          <w:sz w:val="24"/>
+        </w:rPr>
+      </w:pPr>
+    </w:p>
+    <w:p>
+      <w:pPr>
+        <w:spacing w:line="360" w:lineRule="auto"/>
+        <w:rPr>
+          <w:rFonts w:ascii="Times New Roman" w:hAnsi="Times New Roman"/>
+          <w:sz w:val="24"/>
+        </w:rPr>
+      </w:pPr>
+      <w:r>
+        <w:rPr>
+          <w:rFonts w:ascii="Times New Roman" w:hAnsi="Times New Roman"/>
+          <w:sz w:val="24"/>
+        </w:rPr>
+        <w:t>6.0 Technical Description</w:t>
+      </w:r>
+    </w:p>
+    <w:p>
+      <w:pPr>
+        <w:spacing w:line="360" w:lineRule="auto"/>
+        <w:rPr>
+          <w:rFonts w:ascii="Times New Roman" w:hAnsi="Times New Roman"/>
+          <w:sz w:val="24"/>
+        </w:rPr>
+      </w:pPr>
+      <w:r>
+        <w:rPr>
+          <w:rFonts w:ascii="Times New Roman" w:hAnsi="Times New Roman"/>
+          <w:sz w:val="24"/>
+        </w:rPr>
+        <w:t xml:space="preserve">The following tables describe the methods, tools, languages, and environments used for the design, implementation, testing, and documentation of </w:t>
+      </w:r>
+      <w:proofErr w:type="spellStart"/>
+      <w:r>
+        <w:rPr>
+          <w:rFonts w:ascii="Times New Roman" w:hAnsi="Times New Roman"/>
+          <w:sz w:val="24"/>
+        </w:rPr>
+        <w:t>SavePlate</w:t>
+      </w:r>
+      <w:proofErr w:type="spellEnd"/>
+      <w:r>
+        <w:rPr>
+          <w:rFonts w:ascii="Times New Roman" w:hAnsi="Times New Roman"/>
+          <w:sz w:val="24"/>
+        </w:rPr>
+        <w:t>.</w:t>
+      </w:r>
+    </w:p>
+    <w:tbl>
+      <w:tblPr>
+        <w:tblStyle w:val="TableGrid"/>
+        <w:tblW w:w="9351" w:type="dxa"/>
+        <w:tblLayout w:type="fixed"/>
+        <w:tblLook w:val="04A0" w:firstRow="1" w:lastRow="0" w:firstColumn="1" w:lastColumn="0" w:noHBand="0" w:noVBand="1"/>
+      </w:tblPr>
+      <w:tblGrid>
+        <w:gridCol w:w="2433"/>
+        <w:gridCol w:w="2329"/>
+        <w:gridCol w:w="1045"/>
+        <w:gridCol w:w="3544"/>
+      </w:tblGrid>
+      <w:tr>
+        <w:tc>
+          <w:tcPr>
+            <w:tcW w:w="2433" w:type="dxa"/>
+            <w:tcBorders>
+              <w:top w:val="single" w:sz="4" w:space="0" w:color="auto"/>
+              <w:left w:val="single" w:sz="4" w:space="0" w:color="auto"/>
+              <w:bottom w:val="single" w:sz="4" w:space="0" w:color="auto"/>
+              <w:right w:val="single" w:sz="4" w:space="0" w:color="auto"/>
+            </w:tcBorders>
+            <w:hideMark/>
+          </w:tcPr>
+          <w:p>
+            <w:pPr>
+              <w:spacing w:after="160" w:line="360" w:lineRule="auto"/>
+              <w:rPr>
+                <w:rFonts w:ascii="Times New Roman" w:hAnsi="Times New Roman"/>
+                <w:sz w:val="24"/>
+              </w:rPr>
+            </w:pPr>
+            <w:r>
+              <w:rPr>
+                <w:rFonts w:ascii="Times New Roman" w:hAnsi="Times New Roman"/>
+                <w:sz w:val="24"/>
+              </w:rPr>
+              <w:t>Criteria</w:t>
+            </w:r>
+          </w:p>
+        </w:tc>
+        <w:tc>
+          <w:tcPr>
+            <w:tcW w:w="2329" w:type="dxa"/>
+            <w:tcBorders>
+              <w:top w:val="single" w:sz="4" w:space="0" w:color="auto"/>
+              <w:left w:val="single" w:sz="4" w:space="0" w:color="auto"/>
+              <w:bottom w:val="single" w:sz="4" w:space="0" w:color="auto"/>
+              <w:right w:val="single" w:sz="4" w:space="0" w:color="auto"/>
+            </w:tcBorders>
+            <w:hideMark/>
+          </w:tcPr>
+          <w:p>
+            <w:pPr>
+              <w:spacing w:after="160" w:line="360" w:lineRule="auto"/>
+              <w:rPr>
+                <w:rFonts w:ascii="Times New Roman" w:hAnsi="Times New Roman"/>
+                <w:sz w:val="24"/>
+              </w:rPr>
+            </w:pPr>
+            <w:r>
+              <w:rPr>
+                <w:rFonts w:ascii="Times New Roman" w:hAnsi="Times New Roman"/>
+                <w:sz w:val="24"/>
+              </w:rPr>
+              <w:t>Tools/Hardware</w:t>
+            </w:r>
+          </w:p>
+        </w:tc>
+        <w:tc>
+          <w:tcPr>
+            <w:tcW w:w="1045" w:type="dxa"/>
+            <w:tcBorders>
+              <w:top w:val="single" w:sz="4" w:space="0" w:color="auto"/>
+              <w:left w:val="single" w:sz="4" w:space="0" w:color="auto"/>
+              <w:bottom w:val="single" w:sz="4" w:space="0" w:color="auto"/>
+              <w:right w:val="single" w:sz="4" w:space="0" w:color="auto"/>
+            </w:tcBorders>
+            <w:hideMark/>
+          </w:tcPr>
+          <w:p>
+            <w:pPr>
+              <w:spacing w:after="160" w:line="360" w:lineRule="auto"/>
+              <w:rPr>
+                <w:rFonts w:ascii="Times New Roman" w:hAnsi="Times New Roman"/>
+                <w:sz w:val="24"/>
+              </w:rPr>
+            </w:pPr>
+            <w:r>
+              <w:rPr>
+                <w:rFonts w:ascii="Times New Roman" w:hAnsi="Times New Roman"/>
+                <w:sz w:val="24"/>
+              </w:rPr>
+              <w:t>Version</w:t>
+            </w:r>
+          </w:p>
+        </w:tc>
+        <w:tc>
+          <w:tcPr>
+            <w:tcW w:w="3544" w:type="dxa"/>
+            <w:tcBorders>
+              <w:top w:val="single" w:sz="4" w:space="0" w:color="auto"/>
+              <w:left w:val="single" w:sz="4" w:space="0" w:color="auto"/>
+              <w:bottom w:val="single" w:sz="4" w:space="0" w:color="auto"/>
+              <w:right w:val="single" w:sz="4" w:space="0" w:color="auto"/>
+            </w:tcBorders>
+            <w:hideMark/>
+          </w:tcPr>
+          <w:p>
+            <w:pPr>
+              <w:spacing w:after="160" w:line="360" w:lineRule="auto"/>
+              <w:rPr>
+                <w:rFonts w:ascii="Times New Roman" w:hAnsi="Times New Roman"/>
+                <w:sz w:val="24"/>
+              </w:rPr>
+            </w:pPr>
+            <w:r>
+              <w:rPr>
+                <w:rFonts w:ascii="Times New Roman" w:hAnsi="Times New Roman"/>
+                <w:sz w:val="24"/>
+              </w:rPr>
+              <w:t>Description</w:t>
+            </w:r>
+          </w:p>
+        </w:tc>
+      </w:tr>
+      <w:tr>
+        <w:tc>
+          <w:tcPr>
+            <w:tcW w:w="9351" w:type="dxa"/>
+            <w:gridSpan w:val="4"/>
+            <w:tcBorders>
+              <w:top w:val="single" w:sz="4" w:space="0" w:color="auto"/>
+              <w:left w:val="single" w:sz="4" w:space="0" w:color="auto"/>
+              <w:bottom w:val="single" w:sz="4" w:space="0" w:color="auto"/>
+              <w:right w:val="single" w:sz="4" w:space="0" w:color="auto"/>
+            </w:tcBorders>
+          </w:tcPr>
+          <w:p>
+            <w:pPr>
+              <w:spacing w:line="360" w:lineRule="auto"/>
+              <w:rPr>
+                <w:rFonts w:ascii="Times New Roman" w:hAnsi="Times New Roman"/>
+                <w:sz w:val="24"/>
+              </w:rPr>
+            </w:pPr>
+            <w:r>
+              <w:rPr>
+                <w:rFonts w:ascii="Times New Roman" w:hAnsi="Times New Roman"/>
+                <w:sz w:val="24"/>
+              </w:rPr>
+              <w:t>Documentation</w:t>
+            </w:r>
+          </w:p>
+        </w:tc>
+      </w:tr>
+      <w:tr>
+        <w:tc>
+          <w:tcPr>
+            <w:tcW w:w="2433" w:type="dxa"/>
+            <w:tcBorders>
+              <w:top w:val="single" w:sz="4" w:space="0" w:color="auto"/>
+              <w:left w:val="single" w:sz="4" w:space="0" w:color="auto"/>
+              <w:bottom w:val="single" w:sz="4" w:space="0" w:color="auto"/>
+              <w:right w:val="single" w:sz="4" w:space="0" w:color="auto"/>
+            </w:tcBorders>
+            <w:hideMark/>
+          </w:tcPr>
+          <w:p>
+            <w:pPr>
+              <w:spacing w:after="160" w:line="360" w:lineRule="auto"/>
+              <w:rPr>
+                <w:rFonts w:ascii="Times New Roman" w:hAnsi="Times New Roman"/>
+                <w:sz w:val="24"/>
+              </w:rPr>
+            </w:pPr>
+          </w:p>
+        </w:tc>
+        <w:tc>
+          <w:tcPr>
+            <w:tcW w:w="2329" w:type="dxa"/>
+            <w:tcBorders>
+              <w:top w:val="single" w:sz="4" w:space="0" w:color="auto"/>
+              <w:left w:val="single" w:sz="4" w:space="0" w:color="auto"/>
+              <w:bottom w:val="single" w:sz="4" w:space="0" w:color="auto"/>
+              <w:right w:val="single" w:sz="4" w:space="0" w:color="auto"/>
+            </w:tcBorders>
+          </w:tcPr>
+          <w:p>
+            <w:pPr>
+              <w:spacing w:after="160" w:line="360" w:lineRule="auto"/>
+              <w:rPr>
+                <w:rFonts w:ascii="Times New Roman" w:hAnsi="Times New Roman"/>
+                <w:sz w:val="24"/>
+              </w:rPr>
+            </w:pPr>
+            <w:r>
+              <w:rPr>
+                <w:rFonts w:ascii="Times New Roman" w:hAnsi="Times New Roman"/>
+                <w:sz w:val="24"/>
+              </w:rPr>
+              <w:t>Microsoft Word</w:t>
+            </w:r>
+          </w:p>
+        </w:tc>
+        <w:tc>
+          <w:tcPr>
+            <w:tcW w:w="1045" w:type="dxa"/>
+            <w:tcBorders>
+              <w:top w:val="single" w:sz="4" w:space="0" w:color="auto"/>
+              <w:left w:val="single" w:sz="4" w:space="0" w:color="auto"/>
+              <w:bottom w:val="single" w:sz="4" w:space="0" w:color="auto"/>
+              <w:right w:val="single" w:sz="4" w:space="0" w:color="auto"/>
+            </w:tcBorders>
+          </w:tcPr>
+          <w:p>
+            <w:pPr>
+              <w:spacing w:after="160" w:line="360" w:lineRule="auto"/>
+              <w:rPr>
+                <w:rFonts w:ascii="Times New Roman" w:hAnsi="Times New Roman"/>
+                <w:sz w:val="24"/>
+              </w:rPr>
+            </w:pPr>
+          </w:p>
+        </w:tc>
+        <w:tc>
+          <w:tcPr>
+            <w:tcW w:w="3544" w:type="dxa"/>
+            <w:tcBorders>
+              <w:top w:val="single" w:sz="4" w:space="0" w:color="auto"/>
+              <w:left w:val="single" w:sz="4" w:space="0" w:color="auto"/>
+              <w:bottom w:val="single" w:sz="4" w:space="0" w:color="auto"/>
+              <w:right w:val="single" w:sz="4" w:space="0" w:color="auto"/>
+            </w:tcBorders>
+          </w:tcPr>
+          <w:p>
+            <w:pPr>
+              <w:spacing w:after="160" w:line="360" w:lineRule="auto"/>
+              <w:rPr>
+                <w:rFonts w:ascii="Times New Roman" w:hAnsi="Times New Roman"/>
+                <w:sz w:val="24"/>
+              </w:rPr>
+            </w:pPr>
+            <w:r>
+              <w:rPr>
+                <w:rFonts w:ascii="Times New Roman" w:hAnsi="Times New Roman"/>
+                <w:sz w:val="24"/>
+              </w:rPr>
+              <w:t xml:space="preserve">Used to </w:t>
+            </w:r>
+            <w:r>
+              <w:rPr>
+                <w:rFonts w:ascii="Times New Roman" w:hAnsi="Times New Roman"/>
+                <w:sz w:val="24"/>
+              </w:rPr>
+              <w:t>write project proposal and requirement specification document</w:t>
+            </w:r>
+          </w:p>
+        </w:tc>
+      </w:tr>
+      <w:tr>
+        <w:tc>
+          <w:tcPr>
+            <w:tcW w:w="2433" w:type="dxa"/>
+            <w:tcBorders>
+              <w:top w:val="single" w:sz="4" w:space="0" w:color="auto"/>
+              <w:left w:val="single" w:sz="4" w:space="0" w:color="auto"/>
+              <w:bottom w:val="single" w:sz="4" w:space="0" w:color="auto"/>
+              <w:right w:val="single" w:sz="4" w:space="0" w:color="auto"/>
+            </w:tcBorders>
+          </w:tcPr>
+          <w:p>
+            <w:pPr>
+              <w:spacing w:line="360" w:lineRule="auto"/>
+              <w:rPr>
+                <w:rFonts w:ascii="Times New Roman" w:hAnsi="Times New Roman"/>
+                <w:sz w:val="24"/>
+              </w:rPr>
+            </w:pPr>
+          </w:p>
+        </w:tc>
+        <w:tc>
+          <w:tcPr>
+            <w:tcW w:w="2329" w:type="dxa"/>
+            <w:tcBorders>
+              <w:top w:val="single" w:sz="4" w:space="0" w:color="auto"/>
+              <w:left w:val="single" w:sz="4" w:space="0" w:color="auto"/>
+              <w:bottom w:val="single" w:sz="4" w:space="0" w:color="auto"/>
+              <w:right w:val="single" w:sz="4" w:space="0" w:color="auto"/>
+            </w:tcBorders>
+          </w:tcPr>
+          <w:p>
+            <w:pPr>
+              <w:spacing w:line="360" w:lineRule="auto"/>
+              <w:rPr>
+                <w:rFonts w:ascii="Times New Roman" w:hAnsi="Times New Roman"/>
+                <w:sz w:val="24"/>
+              </w:rPr>
+            </w:pPr>
+            <w:r>
+              <w:rPr>
+                <w:rFonts w:ascii="Times New Roman" w:hAnsi="Times New Roman"/>
+                <w:sz w:val="24"/>
+              </w:rPr>
+              <w:t>Gantt Project</w:t>
+            </w:r>
+          </w:p>
+        </w:tc>
+        <w:tc>
+          <w:tcPr>
+            <w:tcW w:w="1045" w:type="dxa"/>
+            <w:tcBorders>
+              <w:top w:val="single" w:sz="4" w:space="0" w:color="auto"/>
+              <w:left w:val="single" w:sz="4" w:space="0" w:color="auto"/>
+              <w:bottom w:val="single" w:sz="4" w:space="0" w:color="auto"/>
+              <w:right w:val="single" w:sz="4" w:space="0" w:color="auto"/>
+            </w:tcBorders>
+          </w:tcPr>
+          <w:p>
+            <w:pPr>
+              <w:spacing w:line="360" w:lineRule="auto"/>
+              <w:rPr>
+                <w:rFonts w:ascii="Times New Roman" w:hAnsi="Times New Roman"/>
+                <w:sz w:val="24"/>
+              </w:rPr>
+            </w:pPr>
+          </w:p>
+        </w:tc>
+        <w:tc>
+          <w:tcPr>
+            <w:tcW w:w="3544" w:type="dxa"/>
+            <w:tcBorders>
+              <w:top w:val="single" w:sz="4" w:space="0" w:color="auto"/>
+              <w:left w:val="single" w:sz="4" w:space="0" w:color="auto"/>
+              <w:bottom w:val="single" w:sz="4" w:space="0" w:color="auto"/>
+              <w:right w:val="single" w:sz="4" w:space="0" w:color="auto"/>
+            </w:tcBorders>
+          </w:tcPr>
+          <w:p>
+            <w:pPr>
+              <w:spacing w:line="360" w:lineRule="auto"/>
+              <w:rPr>
+                <w:rFonts w:ascii="Times New Roman" w:hAnsi="Times New Roman"/>
+                <w:sz w:val="24"/>
+              </w:rPr>
+            </w:pPr>
+          </w:p>
+        </w:tc>
+      </w:tr>
+      <w:tr>
+        <w:tc>
+          <w:tcPr>
+            <w:tcW w:w="9351" w:type="dxa"/>
+            <w:gridSpan w:val="4"/>
+            <w:tcBorders>
+              <w:top w:val="single" w:sz="4" w:space="0" w:color="auto"/>
+              <w:left w:val="single" w:sz="4" w:space="0" w:color="auto"/>
+              <w:bottom w:val="single" w:sz="4" w:space="0" w:color="auto"/>
+              <w:right w:val="single" w:sz="4" w:space="0" w:color="auto"/>
+            </w:tcBorders>
+          </w:tcPr>
+          <w:p>
+            <w:pPr>
+              <w:spacing w:line="360" w:lineRule="auto"/>
+              <w:rPr>
+                <w:rFonts w:ascii="Times New Roman" w:hAnsi="Times New Roman"/>
+                <w:sz w:val="24"/>
+              </w:rPr>
+            </w:pPr>
+            <w:r>
+              <w:rPr>
+                <w:rFonts w:ascii="Times New Roman" w:hAnsi="Times New Roman"/>
+                <w:sz w:val="24"/>
+              </w:rPr>
+              <w:t>Modeling</w:t>
+            </w:r>
+          </w:p>
+        </w:tc>
+      </w:tr>
+      <w:tr>
+        <w:tc>
+          <w:tcPr>
+            <w:tcW w:w="2433" w:type="dxa"/>
+            <w:tcBorders>
+              <w:top w:val="single" w:sz="4" w:space="0" w:color="auto"/>
+              <w:left w:val="single" w:sz="4" w:space="0" w:color="auto"/>
+              <w:bottom w:val="single" w:sz="4" w:space="0" w:color="auto"/>
+              <w:right w:val="single" w:sz="4" w:space="0" w:color="auto"/>
+            </w:tcBorders>
+            <w:hideMark/>
+          </w:tcPr>
+          <w:p>
+            <w:pPr>
+              <w:numPr>
+                <w:ilvl w:val="0"/>
+                <w:numId w:val="2"/>
+              </w:numPr>
+              <w:spacing w:after="160" w:line="360" w:lineRule="auto"/>
+              <w:rPr>
+                <w:rFonts w:ascii="Times New Roman" w:hAnsi="Times New Roman"/>
+                <w:sz w:val="24"/>
+              </w:rPr>
+            </w:pPr>
+            <w:r>
+              <w:rPr>
+                <w:rFonts w:ascii="Times New Roman" w:hAnsi="Times New Roman"/>
+                <w:sz w:val="24"/>
+              </w:rPr>
+              <w:t>Requirement</w:t>
+            </w:r>
+          </w:p>
+          <w:p>
+            <w:pPr>
+              <w:numPr>
+                <w:ilvl w:val="0"/>
+                <w:numId w:val="2"/>
+              </w:numPr>
+              <w:spacing w:after="160" w:line="360" w:lineRule="auto"/>
+              <w:rPr>
+                <w:rFonts w:ascii="Times New Roman" w:hAnsi="Times New Roman"/>
+                <w:sz w:val="24"/>
+              </w:rPr>
+            </w:pPr>
+            <w:r>
+              <w:rPr>
+                <w:rFonts w:ascii="Times New Roman" w:hAnsi="Times New Roman"/>
+                <w:sz w:val="24"/>
+              </w:rPr>
+              <w:t>Design</w:t>
+            </w:r>
+          </w:p>
+        </w:tc>
+        <w:tc>
+          <w:tcPr>
+            <w:tcW w:w="2329" w:type="dxa"/>
+            <w:tcBorders>
+              <w:top w:val="single" w:sz="4" w:space="0" w:color="auto"/>
+              <w:left w:val="single" w:sz="4" w:space="0" w:color="auto"/>
+              <w:bottom w:val="single" w:sz="4" w:space="0" w:color="auto"/>
+              <w:right w:val="single" w:sz="4" w:space="0" w:color="auto"/>
+            </w:tcBorders>
+          </w:tcPr>
+          <w:p>
+            <w:pPr>
+              <w:spacing w:after="160" w:line="360" w:lineRule="auto"/>
+              <w:rPr>
+                <w:rFonts w:ascii="Times New Roman" w:hAnsi="Times New Roman"/>
+                <w:sz w:val="24"/>
+              </w:rPr>
+            </w:pPr>
+          </w:p>
+        </w:tc>
+        <w:tc>
+          <w:tcPr>
+            <w:tcW w:w="1045" w:type="dxa"/>
+            <w:tcBorders>
+              <w:top w:val="single" w:sz="4" w:space="0" w:color="auto"/>
+              <w:left w:val="single" w:sz="4" w:space="0" w:color="auto"/>
+              <w:bottom w:val="single" w:sz="4" w:space="0" w:color="auto"/>
+              <w:right w:val="single" w:sz="4" w:space="0" w:color="auto"/>
+            </w:tcBorders>
+          </w:tcPr>
+          <w:p>
+            <w:pPr>
+              <w:spacing w:after="160" w:line="360" w:lineRule="auto"/>
+              <w:rPr>
+                <w:rFonts w:ascii="Times New Roman" w:hAnsi="Times New Roman"/>
+                <w:sz w:val="24"/>
+              </w:rPr>
+            </w:pPr>
+          </w:p>
+        </w:tc>
+        <w:tc>
+          <w:tcPr>
+            <w:tcW w:w="3544" w:type="dxa"/>
+            <w:tcBorders>
+              <w:top w:val="single" w:sz="4" w:space="0" w:color="auto"/>
+              <w:left w:val="single" w:sz="4" w:space="0" w:color="auto"/>
+              <w:bottom w:val="single" w:sz="4" w:space="0" w:color="auto"/>
+              <w:right w:val="single" w:sz="4" w:space="0" w:color="auto"/>
+            </w:tcBorders>
+          </w:tcPr>
+          <w:p>
+            <w:pPr>
+              <w:spacing w:after="160" w:line="360" w:lineRule="auto"/>
+              <w:rPr>
+                <w:rFonts w:ascii="Times New Roman" w:hAnsi="Times New Roman"/>
+                <w:sz w:val="24"/>
+              </w:rPr>
+            </w:pPr>
+          </w:p>
+        </w:tc>
+      </w:tr>
+      <w:tr>
+        <w:tc>
+          <w:tcPr>
+            <w:tcW w:w="9351" w:type="dxa"/>
+            <w:gridSpan w:val="4"/>
+            <w:tcBorders>
+              <w:top w:val="single" w:sz="4" w:space="0" w:color="auto"/>
+              <w:left w:val="single" w:sz="4" w:space="0" w:color="auto"/>
+              <w:bottom w:val="single" w:sz="4" w:space="0" w:color="auto"/>
+              <w:right w:val="single" w:sz="4" w:space="0" w:color="auto"/>
+            </w:tcBorders>
+            <w:hideMark/>
+          </w:tcPr>
+          <w:p>
+            <w:pPr>
+              <w:spacing w:after="160" w:line="360" w:lineRule="auto"/>
+              <w:rPr>
+                <w:rFonts w:ascii="Times New Roman" w:hAnsi="Times New Roman"/>
+                <w:sz w:val="24"/>
+              </w:rPr>
+            </w:pPr>
+            <w:r>
+              <w:rPr>
+                <w:rFonts w:ascii="Times New Roman" w:hAnsi="Times New Roman"/>
+                <w:sz w:val="24"/>
+              </w:rPr>
+              <w:t>Project Management</w:t>
+            </w:r>
+          </w:p>
+        </w:tc>
+      </w:tr>
+      <w:tr>
+        <w:tc>
+          <w:tcPr>
+            <w:tcW w:w="9351" w:type="dxa"/>
+            <w:gridSpan w:val="4"/>
+            <w:tcBorders>
+              <w:top w:val="single" w:sz="4" w:space="0" w:color="auto"/>
+              <w:left w:val="single" w:sz="4" w:space="0" w:color="auto"/>
+              <w:bottom w:val="single" w:sz="4" w:space="0" w:color="auto"/>
+              <w:right w:val="single" w:sz="4" w:space="0" w:color="auto"/>
+            </w:tcBorders>
+            <w:hideMark/>
+          </w:tcPr>
+          <w:p>
+            <w:pPr>
+              <w:spacing w:after="160" w:line="360" w:lineRule="auto"/>
+              <w:rPr>
+                <w:rFonts w:ascii="Times New Roman" w:hAnsi="Times New Roman"/>
+                <w:sz w:val="24"/>
+              </w:rPr>
+            </w:pPr>
+            <w:r>
+              <w:rPr>
+                <w:rFonts w:ascii="Times New Roman" w:hAnsi="Times New Roman"/>
+                <w:sz w:val="24"/>
+              </w:rPr>
+              <w:t>Collaboration</w:t>
+            </w:r>
+          </w:p>
+        </w:tc>
+      </w:tr>
+      <w:tr>
+        <w:tc>
+          <w:tcPr>
+            <w:tcW w:w="9351" w:type="dxa"/>
+            <w:gridSpan w:val="4"/>
+            <w:tcBorders>
+              <w:top w:val="single" w:sz="4" w:space="0" w:color="auto"/>
+              <w:left w:val="single" w:sz="4" w:space="0" w:color="auto"/>
+              <w:bottom w:val="single" w:sz="4" w:space="0" w:color="auto"/>
+              <w:right w:val="single" w:sz="4" w:space="0" w:color="auto"/>
+            </w:tcBorders>
+          </w:tcPr>
+          <w:p>
+            <w:pPr>
+              <w:spacing w:line="360" w:lineRule="auto"/>
+              <w:rPr>
+                <w:rFonts w:ascii="Times New Roman" w:hAnsi="Times New Roman"/>
+                <w:sz w:val="24"/>
+              </w:rPr>
+            </w:pPr>
+            <w:r>
+              <w:rPr>
+                <w:rFonts w:ascii="Times New Roman" w:hAnsi="Times New Roman"/>
+                <w:sz w:val="24"/>
+              </w:rPr>
+              <w:t>Framework</w:t>
+            </w:r>
+          </w:p>
+        </w:tc>
+      </w:tr>
+      <w:tr>
+        <w:tc>
+          <w:tcPr>
+            <w:tcW w:w="2433" w:type="dxa"/>
+            <w:tcBorders>
+              <w:top w:val="single" w:sz="4" w:space="0" w:color="auto"/>
+              <w:left w:val="single" w:sz="4" w:space="0" w:color="auto"/>
+              <w:bottom w:val="single" w:sz="4" w:space="0" w:color="auto"/>
+              <w:right w:val="single" w:sz="4" w:space="0" w:color="auto"/>
+            </w:tcBorders>
+            <w:hideMark/>
+          </w:tcPr>
+          <w:p>
+            <w:pPr>
+              <w:numPr>
+                <w:ilvl w:val="0"/>
+                <w:numId w:val="3"/>
+              </w:numPr>
+              <w:spacing w:after="160" w:line="360" w:lineRule="auto"/>
+              <w:rPr>
+                <w:rFonts w:ascii="Times New Roman" w:hAnsi="Times New Roman"/>
+                <w:sz w:val="24"/>
+              </w:rPr>
+            </w:pPr>
+            <w:r>
+              <w:rPr>
+                <w:rFonts w:ascii="Times New Roman" w:hAnsi="Times New Roman"/>
+                <w:sz w:val="24"/>
+              </w:rPr>
+              <w:t>Frond End</w:t>
+            </w:r>
+          </w:p>
+          <w:p>
+            <w:pPr>
+              <w:numPr>
+                <w:ilvl w:val="0"/>
+                <w:numId w:val="3"/>
+              </w:numPr>
+              <w:spacing w:after="160" w:line="360" w:lineRule="auto"/>
+              <w:rPr>
+                <w:rFonts w:ascii="Times New Roman" w:hAnsi="Times New Roman"/>
+                <w:sz w:val="24"/>
+              </w:rPr>
+            </w:pPr>
+            <w:r>
+              <w:rPr>
+                <w:rFonts w:ascii="Times New Roman" w:hAnsi="Times New Roman"/>
+                <w:sz w:val="24"/>
+              </w:rPr>
+              <w:t>Backend</w:t>
+            </w:r>
+          </w:p>
+        </w:tc>
+        <w:tc>
+          <w:tcPr>
+            <w:tcW w:w="2329" w:type="dxa"/>
+            <w:tcBorders>
+              <w:top w:val="single" w:sz="4" w:space="0" w:color="auto"/>
+              <w:left w:val="single" w:sz="4" w:space="0" w:color="auto"/>
+              <w:bottom w:val="single" w:sz="4" w:space="0" w:color="auto"/>
+              <w:right w:val="single" w:sz="4" w:space="0" w:color="auto"/>
+            </w:tcBorders>
+          </w:tcPr>
+          <w:p>
+            <w:pPr>
+              <w:spacing w:after="160" w:line="360" w:lineRule="auto"/>
+              <w:rPr>
+                <w:rFonts w:ascii="Times New Roman" w:hAnsi="Times New Roman"/>
+                <w:sz w:val="24"/>
+              </w:rPr>
+            </w:pPr>
+          </w:p>
+        </w:tc>
+        <w:tc>
+          <w:tcPr>
+            <w:tcW w:w="1045" w:type="dxa"/>
+            <w:tcBorders>
+              <w:top w:val="single" w:sz="4" w:space="0" w:color="auto"/>
+              <w:left w:val="single" w:sz="4" w:space="0" w:color="auto"/>
+              <w:bottom w:val="single" w:sz="4" w:space="0" w:color="auto"/>
+              <w:right w:val="single" w:sz="4" w:space="0" w:color="auto"/>
+            </w:tcBorders>
+          </w:tcPr>
+          <w:p>
+            <w:pPr>
+              <w:spacing w:after="160" w:line="360" w:lineRule="auto"/>
+              <w:rPr>
+                <w:rFonts w:ascii="Times New Roman" w:hAnsi="Times New Roman"/>
+                <w:sz w:val="24"/>
+              </w:rPr>
+            </w:pPr>
+          </w:p>
+        </w:tc>
+        <w:tc>
+          <w:tcPr>
+            <w:tcW w:w="3544" w:type="dxa"/>
+            <w:tcBorders>
+              <w:top w:val="single" w:sz="4" w:space="0" w:color="auto"/>
+              <w:left w:val="single" w:sz="4" w:space="0" w:color="auto"/>
+              <w:bottom w:val="single" w:sz="4" w:space="0" w:color="auto"/>
+              <w:right w:val="single" w:sz="4" w:space="0" w:color="auto"/>
+            </w:tcBorders>
+          </w:tcPr>
+          <w:p>
+            <w:pPr>
+              <w:spacing w:after="160" w:line="360" w:lineRule="auto"/>
+              <w:rPr>
+                <w:rFonts w:ascii="Times New Roman" w:hAnsi="Times New Roman"/>
+                <w:sz w:val="24"/>
+              </w:rPr>
+            </w:pPr>
+          </w:p>
+        </w:tc>
+      </w:tr>
+      <w:tr>
+        <w:tc>
+          <w:tcPr>
+            <w:tcW w:w="2433" w:type="dxa"/>
+            <w:tcBorders>
+              <w:top w:val="single" w:sz="4" w:space="0" w:color="auto"/>
+              <w:left w:val="single" w:sz="4" w:space="0" w:color="auto"/>
+              <w:bottom w:val="single" w:sz="4" w:space="0" w:color="auto"/>
+              <w:right w:val="single" w:sz="4" w:space="0" w:color="auto"/>
+            </w:tcBorders>
+            <w:hideMark/>
+          </w:tcPr>
+          <w:p>
+            <w:pPr>
+              <w:spacing w:after="160" w:line="360" w:lineRule="auto"/>
+              <w:rPr>
+                <w:rFonts w:ascii="Times New Roman" w:hAnsi="Times New Roman"/>
+                <w:sz w:val="24"/>
+              </w:rPr>
+            </w:pPr>
+            <w:r>
+              <w:rPr>
+                <w:rFonts w:ascii="Times New Roman" w:hAnsi="Times New Roman"/>
+                <w:sz w:val="24"/>
+              </w:rPr>
+              <w:t>Hardware (Notebook Spec)</w:t>
+            </w:r>
+          </w:p>
+        </w:tc>
+        <w:tc>
+          <w:tcPr>
+            <w:tcW w:w="2329" w:type="dxa"/>
+            <w:tcBorders>
+              <w:top w:val="single" w:sz="4" w:space="0" w:color="auto"/>
+              <w:left w:val="single" w:sz="4" w:space="0" w:color="auto"/>
+              <w:bottom w:val="single" w:sz="4" w:space="0" w:color="auto"/>
+              <w:right w:val="single" w:sz="4" w:space="0" w:color="auto"/>
+            </w:tcBorders>
+          </w:tcPr>
+          <w:p>
+            <w:pPr>
+              <w:spacing w:after="160" w:line="360" w:lineRule="auto"/>
+              <w:rPr>
+                <w:rFonts w:ascii="Times New Roman" w:hAnsi="Times New Roman"/>
+                <w:sz w:val="24"/>
+              </w:rPr>
+            </w:pPr>
+          </w:p>
+        </w:tc>
+        <w:tc>
+          <w:tcPr>
+            <w:tcW w:w="4589" w:type="dxa"/>
+            <w:gridSpan w:val="2"/>
+            <w:tcBorders>
+              <w:top w:val="single" w:sz="4" w:space="0" w:color="auto"/>
+              <w:left w:val="single" w:sz="4" w:space="0" w:color="auto"/>
+              <w:bottom w:val="single" w:sz="4" w:space="0" w:color="auto"/>
+              <w:right w:val="single" w:sz="4" w:space="0" w:color="auto"/>
+            </w:tcBorders>
+            <w:hideMark/>
+          </w:tcPr>
+          <w:p>
+            <w:pPr>
+              <w:spacing w:after="160" w:line="360" w:lineRule="auto"/>
+              <w:rPr>
+                <w:rFonts w:ascii="Times New Roman" w:hAnsi="Times New Roman"/>
+                <w:sz w:val="24"/>
+              </w:rPr>
+            </w:pPr>
+            <w:r>
+              <w:rPr>
+                <w:rFonts w:ascii="Times New Roman" w:hAnsi="Times New Roman"/>
+                <w:sz w:val="24"/>
+              </w:rPr>
+              <w:t>Hardware Spec :</w:t>
+            </w:r>
+          </w:p>
+          <w:p>
+            <w:pPr>
+              <w:spacing w:after="160" w:line="360" w:lineRule="auto"/>
+              <w:rPr>
+                <w:rFonts w:ascii="Times New Roman" w:hAnsi="Times New Roman"/>
+                <w:sz w:val="24"/>
+              </w:rPr>
+            </w:pPr>
+          </w:p>
+        </w:tc>
+      </w:tr>
+    </w:tbl>
+    <w:p>
+      <w:pPr>
+        <w:spacing w:line="360" w:lineRule="auto"/>
+        <w:rPr>
+          <w:rFonts w:ascii="Times New Roman" w:hAnsi="Times New Roman"/>
+          <w:sz w:val="24"/>
+        </w:rPr>
+      </w:pPr>
+    </w:p>
+    <w:p>
+      <w:pPr>
+        <w:spacing w:line="360" w:lineRule="auto"/>
+        <w:rPr>
+          <w:rFonts w:ascii="Times New Roman" w:hAnsi="Times New Roman"/>
+          <w:sz w:val="24"/>
+        </w:rPr>
+      </w:pPr>
     </w:p>
     <w:p>
       <w:pPr>
@@ -961,6 +1930,119 @@
 <file path=word/numbering.xml><?xml version="1.0" encoding="utf-8"?>
 <w:numbering xmlns:wpc="http://schemas.microsoft.com/office/word/2010/wordprocessingCanvas" xmlns:cx="http://schemas.microsoft.com/office/drawing/2014/chartex" xmlns:cx1="http://schemas.microsoft.com/office/drawing/2015/9/8/chartex" xmlns:cx2="http://schemas.microsoft.com/office/drawing/2015/10/21/chartex" xmlns:cx3="http://schemas.microsoft.com/office/drawing/2016/5/9/chartex" xmlns:cx4="http://schemas.microsoft.com/office/drawing/2016/5/10/chartex" xmlns:cx5="http://schemas.microsoft.com/office/drawing/2016/5/11/chartex" xmlns:cx6="http://schemas.microsoft.com/office/drawing/2016/5/12/chartex" xmlns:cx7="http://schemas.microsoft.com/office/drawing/2016/5/13/chartex" xmlns:cx8="http://schemas.microsoft.com/office/drawing/2016/5/14/chartex" xmlns:mc="http://schemas.openxmlformats.org/markup-compatibility/2006" xmlns:aink="http://schemas.microsoft.com/office/drawing/2016/ink" xmlns:am3d="http://schemas.microsoft.com/office/drawing/2017/model3d" xmlns:o="urn:schemas-microsoft-com:office:office" xmlns:oel="http://schemas.microsoft.com/office/2019/extlst" xmlns:r="http://schemas.openxmlformats.org/officeDocument/2006/relationships" xmlns:m="http://schemas.openxmlformats.org/officeDocument/2006/math" xmlns:v="urn:schemas-microsoft-com:vml" xmlns:wp14="http://schemas.microsoft.com/office/word/2010/wordprocessingDrawing" xmlns:wp="http://schemas.openxmlformats.org/drawingml/2006/wordprocessingDrawing" xmlns:w10="urn:schemas-microsoft-com:office:word" xmlns:w="http://schemas.openxmlformats.org/wordprocessingml/2006/main" xmlns:w14="http://schemas.microsoft.com/office/word/2010/wordml" xmlns:w15="http://schemas.microsoft.com/office/word/2012/wordml" xmlns:w16cex="http://schemas.microsoft.com/office/word/2018/wordml/cex" xmlns:w16cid="http://schemas.microsoft.com/office/word/2016/wordml/cid" xmlns:w16="http://schemas.microsoft.com/office/word/2018/wordml" xmlns:w16du="http://schemas.microsoft.com/office/word/2023/wordml/word16du" xmlns:w16sdtdh="http://schemas.microsoft.com/office/word/2020/wordml/sdtdatahash" xmlns:w16sdtfl="http://schemas.microsoft.com/office/word/2024/wordml/sdtformatlock" xmlns:w16se="http://schemas.microsoft.com/office/word/2015/wordml/symex" xmlns:wpg="http://schemas.microsoft.com/office/word/2010/wordprocessingGroup" xmlns:wpi="http://schemas.microsoft.com/office/word/2010/wordprocessingInk" xmlns:wne="http://schemas.microsoft.com/office/word/2006/wordml" xmlns:wps="http://schemas.microsoft.com/office/word/2010/wordprocessingShape" mc:Ignorable="w14 w15 w16se w16cid w16 w16cex w16sdtdh w16sdtfl w16du wp14">
   <w:abstractNum w:abstractNumId="0" w15:restartNumberingAfterBreak="0">
+    <w:nsid w:val="099546C8"/>
+    <w:multiLevelType w:val="multilevel"/>
+    <w:tmpl w:val="4300D940"/>
+    <w:lvl w:ilvl="0">
+      <w:start w:val="1"/>
+      <w:numFmt w:val="decimal"/>
+      <w:lvlText w:val="%1."/>
+      <w:lvlJc w:val="left"/>
+      <w:pPr>
+        <w:ind w:left="720" w:hanging="360"/>
+      </w:pPr>
+      <w:rPr>
+        <w:rFonts w:ascii="Times New Roman" w:hAnsi="Times New Roman" w:cs="Times New Roman" w:hint="default"/>
+      </w:rPr>
+    </w:lvl>
+    <w:lvl w:ilvl="1">
+      <w:start w:val="1"/>
+      <w:numFmt w:val="lowerLetter"/>
+      <w:lvlText w:val="%2."/>
+      <w:lvlJc w:val="left"/>
+      <w:pPr>
+        <w:ind w:left="1440" w:hanging="360"/>
+      </w:pPr>
+      <w:rPr>
+        <w:rFonts w:ascii="Times New Roman" w:hAnsi="Times New Roman" w:cs="Times New Roman" w:hint="default"/>
+      </w:rPr>
+    </w:lvl>
+    <w:lvl w:ilvl="2">
+      <w:start w:val="1"/>
+      <w:numFmt w:val="lowerRoman"/>
+      <w:lvlText w:val="%3."/>
+      <w:lvlJc w:val="right"/>
+      <w:pPr>
+        <w:ind w:left="2160" w:hanging="180"/>
+      </w:pPr>
+      <w:rPr>
+        <w:rFonts w:ascii="Times New Roman" w:hAnsi="Times New Roman" w:cs="Times New Roman" w:hint="default"/>
+      </w:rPr>
+    </w:lvl>
+    <w:lvl w:ilvl="3">
+      <w:start w:val="1"/>
+      <w:numFmt w:val="decimal"/>
+      <w:lvlText w:val="%4."/>
+      <w:lvlJc w:val="left"/>
+      <w:pPr>
+        <w:ind w:left="2880" w:hanging="360"/>
+      </w:pPr>
+      <w:rPr>
+        <w:rFonts w:ascii="Times New Roman" w:hAnsi="Times New Roman" w:cs="Times New Roman" w:hint="default"/>
+      </w:rPr>
+    </w:lvl>
+    <w:lvl w:ilvl="4">
+      <w:start w:val="1"/>
+      <w:numFmt w:val="lowerLetter"/>
+      <w:lvlText w:val="%5."/>
+      <w:lvlJc w:val="left"/>
+      <w:pPr>
+        <w:ind w:left="3600" w:hanging="360"/>
+      </w:pPr>
+      <w:rPr>
+        <w:rFonts w:ascii="Times New Roman" w:hAnsi="Times New Roman" w:cs="Times New Roman" w:hint="default"/>
+      </w:rPr>
+    </w:lvl>
+    <w:lvl w:ilvl="5">
+      <w:start w:val="1"/>
+      <w:numFmt w:val="lowerRoman"/>
+      <w:lvlText w:val="%6."/>
+      <w:lvlJc w:val="right"/>
+      <w:pPr>
+        <w:ind w:left="4320" w:hanging="180"/>
+      </w:pPr>
+      <w:rPr>
+        <w:rFonts w:ascii="Times New Roman" w:hAnsi="Times New Roman" w:cs="Times New Roman" w:hint="default"/>
+      </w:rPr>
+    </w:lvl>
+    <w:lvl w:ilvl="6">
+      <w:start w:val="1"/>
+      <w:numFmt w:val="decimal"/>
+      <w:lvlText w:val="%7."/>
+      <w:lvlJc w:val="left"/>
+      <w:pPr>
+        <w:ind w:left="5040" w:hanging="360"/>
+      </w:pPr>
+      <w:rPr>
+        <w:rFonts w:ascii="Times New Roman" w:hAnsi="Times New Roman" w:cs="Times New Roman" w:hint="default"/>
+      </w:rPr>
+    </w:lvl>
+    <w:lvl w:ilvl="7">
+      <w:start w:val="1"/>
+      <w:numFmt w:val="lowerLetter"/>
+      <w:lvlText w:val="%8."/>
+      <w:lvlJc w:val="left"/>
+      <w:pPr>
+        <w:ind w:left="5760" w:hanging="360"/>
+      </w:pPr>
+      <w:rPr>
+        <w:rFonts w:ascii="Times New Roman" w:hAnsi="Times New Roman" w:cs="Times New Roman" w:hint="default"/>
+      </w:rPr>
+    </w:lvl>
+    <w:lvl w:ilvl="8">
+      <w:start w:val="1"/>
+      <w:numFmt w:val="lowerRoman"/>
+      <w:lvlText w:val="%9."/>
+      <w:lvlJc w:val="right"/>
+      <w:pPr>
+        <w:ind w:left="6480" w:hanging="180"/>
+      </w:pPr>
+      <w:rPr>
+        <w:rFonts w:ascii="Times New Roman" w:hAnsi="Times New Roman" w:cs="Times New Roman" w:hint="default"/>
+      </w:rPr>
+    </w:lvl>
+  </w:abstractNum>
+  <w:abstractNum w:abstractNumId="1" w15:restartNumberingAfterBreak="0">
     <w:nsid w:val="4C5530E6"/>
     <w:multiLevelType w:val="multilevel"/>
     <w:tmpl w:val="498E1EBA"/>
@@ -1073,9 +2155,182 @@
       </w:pPr>
     </w:lvl>
   </w:abstractNum>
+  <w:abstractNum w:abstractNumId="2" w15:restartNumberingAfterBreak="0">
+    <w:nsid w:val="615A0B2A"/>
+    <w:multiLevelType w:val="multilevel"/>
+    <w:tmpl w:val="088E8C54"/>
+    <w:lvl w:ilvl="0">
+      <w:start w:val="1"/>
+      <w:numFmt w:val="decimal"/>
+      <w:lvlText w:val="%1."/>
+      <w:lvlJc w:val="left"/>
+      <w:pPr>
+        <w:ind w:left="720" w:hanging="360"/>
+      </w:pPr>
+      <w:rPr>
+        <w:rFonts w:ascii="Times New Roman" w:hAnsi="Times New Roman" w:cs="Times New Roman" w:hint="default"/>
+      </w:rPr>
+    </w:lvl>
+    <w:lvl w:ilvl="1">
+      <w:start w:val="1"/>
+      <w:numFmt w:val="lowerLetter"/>
+      <w:lvlText w:val="%2."/>
+      <w:lvlJc w:val="left"/>
+      <w:pPr>
+        <w:ind w:left="1440" w:hanging="360"/>
+      </w:pPr>
+      <w:rPr>
+        <w:rFonts w:ascii="Times New Roman" w:hAnsi="Times New Roman" w:cs="Times New Roman" w:hint="default"/>
+      </w:rPr>
+    </w:lvl>
+    <w:lvl w:ilvl="2">
+      <w:start w:val="1"/>
+      <w:numFmt w:val="lowerRoman"/>
+      <w:lvlText w:val="%3."/>
+      <w:lvlJc w:val="right"/>
+      <w:pPr>
+        <w:ind w:left="2160" w:hanging="180"/>
+      </w:pPr>
+      <w:rPr>
+        <w:rFonts w:ascii="Times New Roman" w:hAnsi="Times New Roman" w:cs="Times New Roman" w:hint="default"/>
+      </w:rPr>
+    </w:lvl>
+    <w:lvl w:ilvl="3">
+      <w:start w:val="1"/>
+      <w:numFmt w:val="decimal"/>
+      <w:lvlText w:val="%4."/>
+      <w:lvlJc w:val="left"/>
+      <w:pPr>
+        <w:ind w:left="2880" w:hanging="360"/>
+      </w:pPr>
+      <w:rPr>
+        <w:rFonts w:ascii="Times New Roman" w:hAnsi="Times New Roman" w:cs="Times New Roman" w:hint="default"/>
+      </w:rPr>
+    </w:lvl>
+    <w:lvl w:ilvl="4">
+      <w:start w:val="1"/>
+      <w:numFmt w:val="lowerLetter"/>
+      <w:lvlText w:val="%5."/>
+      <w:lvlJc w:val="left"/>
+      <w:pPr>
+        <w:ind w:left="3600" w:hanging="360"/>
+      </w:pPr>
+      <w:rPr>
+        <w:rFonts w:ascii="Times New Roman" w:hAnsi="Times New Roman" w:cs="Times New Roman" w:hint="default"/>
+      </w:rPr>
+    </w:lvl>
+    <w:lvl w:ilvl="5">
+      <w:start w:val="1"/>
+      <w:numFmt w:val="lowerRoman"/>
+      <w:lvlText w:val="%6."/>
+      <w:lvlJc w:val="right"/>
+      <w:pPr>
+        <w:ind w:left="4320" w:hanging="180"/>
+      </w:pPr>
+      <w:rPr>
+        <w:rFonts w:ascii="Times New Roman" w:hAnsi="Times New Roman" w:cs="Times New Roman" w:hint="default"/>
+      </w:rPr>
+    </w:lvl>
+    <w:lvl w:ilvl="6">
+      <w:start w:val="1"/>
+      <w:numFmt w:val="decimal"/>
+      <w:lvlText w:val="%7."/>
+      <w:lvlJc w:val="left"/>
+      <w:pPr>
+        <w:ind w:left="5040" w:hanging="360"/>
+      </w:pPr>
+      <w:rPr>
+        <w:rFonts w:ascii="Times New Roman" w:hAnsi="Times New Roman" w:cs="Times New Roman" w:hint="default"/>
+      </w:rPr>
+    </w:lvl>
+    <w:lvl w:ilvl="7">
+      <w:start w:val="1"/>
+      <w:numFmt w:val="lowerLetter"/>
+      <w:lvlText w:val="%8."/>
+      <w:lvlJc w:val="left"/>
+      <w:pPr>
+        <w:ind w:left="5760" w:hanging="360"/>
+      </w:pPr>
+      <w:rPr>
+        <w:rFonts w:ascii="Times New Roman" w:hAnsi="Times New Roman" w:cs="Times New Roman" w:hint="default"/>
+      </w:rPr>
+    </w:lvl>
+    <w:lvl w:ilvl="8">
+      <w:start w:val="1"/>
+      <w:numFmt w:val="lowerRoman"/>
+      <w:lvlText w:val="%9."/>
+      <w:lvlJc w:val="right"/>
+      <w:pPr>
+        <w:ind w:left="6480" w:hanging="180"/>
+      </w:pPr>
+      <w:rPr>
+        <w:rFonts w:ascii="Times New Roman" w:hAnsi="Times New Roman" w:cs="Times New Roman" w:hint="default"/>
+      </w:rPr>
+    </w:lvl>
+  </w:abstractNum>
   <w:num w:numId="1" w16cid:durableId="758603990">
+    <w:abstractNumId w:val="1"/>
+    <w:lvlOverride w:ilvl="0"/>
+    <w:lvlOverride w:ilvl="1">
+      <w:startOverride w:val="1"/>
+    </w:lvlOverride>
+    <w:lvlOverride w:ilvl="2">
+      <w:startOverride w:val="1"/>
+    </w:lvlOverride>
+    <w:lvlOverride w:ilvl="3">
+      <w:startOverride w:val="1"/>
+    </w:lvlOverride>
+    <w:lvlOverride w:ilvl="4">
+      <w:startOverride w:val="1"/>
+    </w:lvlOverride>
+    <w:lvlOverride w:ilvl="5">
+      <w:startOverride w:val="1"/>
+    </w:lvlOverride>
+    <w:lvlOverride w:ilvl="6">
+      <w:startOverride w:val="1"/>
+    </w:lvlOverride>
+    <w:lvlOverride w:ilvl="7">
+      <w:startOverride w:val="1"/>
+    </w:lvlOverride>
+    <w:lvlOverride w:ilvl="8">
+      <w:startOverride w:val="1"/>
+    </w:lvlOverride>
+  </w:num>
+  <w:num w:numId="2" w16cid:durableId="1214150283">
+    <w:abstractNumId w:val="2"/>
+    <w:lvlOverride w:ilvl="0">
+      <w:startOverride w:val="1"/>
+    </w:lvlOverride>
+    <w:lvlOverride w:ilvl="1">
+      <w:startOverride w:val="1"/>
+    </w:lvlOverride>
+    <w:lvlOverride w:ilvl="2">
+      <w:startOverride w:val="1"/>
+    </w:lvlOverride>
+    <w:lvlOverride w:ilvl="3">
+      <w:startOverride w:val="1"/>
+    </w:lvlOverride>
+    <w:lvlOverride w:ilvl="4">
+      <w:startOverride w:val="1"/>
+    </w:lvlOverride>
+    <w:lvlOverride w:ilvl="5">
+      <w:startOverride w:val="1"/>
+    </w:lvlOverride>
+    <w:lvlOverride w:ilvl="6">
+      <w:startOverride w:val="1"/>
+    </w:lvlOverride>
+    <w:lvlOverride w:ilvl="7">
+      <w:startOverride w:val="1"/>
+    </w:lvlOverride>
+    <w:lvlOverride w:ilvl="8">
+      <w:startOverride w:val="1"/>
+    </w:lvlOverride>
+  </w:num>
+  <w:num w:numId="3" w16cid:durableId="777408214">
     <w:abstractNumId w:val="0"/>
-    <w:lvlOverride w:ilvl="0"/>
+    <w:lvlOverride w:ilvl="0">
+      <w:startOverride w:val="1"/>
+    </w:lvlOverride>
     <w:lvlOverride w:ilvl="1">
       <w:startOverride w:val="1"/>
     </w:lvlOverride>
@@ -2033,6 +3288,25 @@
       <w:spacing w:val="5"/>
     </w:rPr>
   </w:style>
+  <w:style w:type="table" w:styleId="TableGrid">
+    <w:name w:val="Table Grid"/>
+    <w:basedOn w:val="TableNormal"/>
+    <w:uiPriority w:val="39"/>
+    <w:rsid w:val="00C54DE2"/>
+    <w:pPr>
+      <w:spacing w:after="0" w:line="240" w:lineRule="auto"/>
+    </w:pPr>
+    <w:tblPr>
+      <w:tblBorders>
+        <w:top w:val="single" w:sz="4" w:space="0" w:color="auto"/>
+        <w:left w:val="single" w:sz="4" w:space="0" w:color="auto"/>
+        <w:bottom w:val="single" w:sz="4" w:space="0" w:color="auto"/>
+        <w:right w:val="single" w:sz="4" w:space="0" w:color="auto"/>
+        <w:insideH w:val="single" w:sz="4" w:space="0" w:color="auto"/>
+        <w:insideV w:val="single" w:sz="4" w:space="0" w:color="auto"/>
+      </w:tblBorders>
+    </w:tblPr>
+  </w:style>
 </w:styles>
 </file>
 

--- a/docs/assignment 1.docx
+++ b/docs/assignment 1.docx
@@ -55,7 +55,6 @@
           <w:sz w:val="24"/>
         </w:rPr>
       </w:pPr>
-      <w:proofErr w:type="spellStart"/>
       <w:r>
         <w:rPr>
           <w:rFonts w:ascii="Times New Roman" w:hAnsi="Times New Roman"/>
@@ -63,18 +62,20 @@
           <w:bCs/>
           <w:sz w:val="24"/>
         </w:rPr>
-        <w:t>SmartPantry</w:t>
-      </w:r>
-      <w:proofErr w:type="spellEnd"/>
-      <w:r>
+        <w:t>SmartPantry- Smart Food Waste Reduction App</w:t>
+      </w:r>
+    </w:p>
+    <w:p>
+      <w:pPr>
+        <w:spacing w:line="360" w:lineRule="auto"/>
+        <w:jc w:val="center"/>
         <w:rPr>
           <w:rFonts w:ascii="Times New Roman" w:hAnsi="Times New Roman"/>
           <w:b/>
           <w:bCs/>
           <w:sz w:val="24"/>
         </w:rPr>
-        <w:t>- Smart Food Waste Reduction App</w:t>
-      </w:r>
+      </w:pPr>
     </w:p>
     <w:p>
       <w:pPr>
@@ -99,6 +100,15 @@
           <w:sz w:val="24"/>
         </w:rPr>
       </w:pPr>
+      <w:r>
+        <w:rPr>
+          <w:rFonts w:ascii="Times New Roman" w:hAnsi="Times New Roman"/>
+          <w:b/>
+          <w:bCs/>
+          <w:sz w:val="24"/>
+        </w:rPr>
+        <w:t>Team members: Sujina Tuladhar (E2300582)</w:t>
+      </w:r>
     </w:p>
     <w:p>
       <w:pPr>
@@ -118,7 +128,7 @@
           <w:bCs/>
           <w:sz w:val="24"/>
         </w:rPr>
-        <w:t>Team members: Sujina Tuladhar (E2300582)</w:t>
+        <w:t xml:space="preserve">                        Pasang Lama (E2400050)</w:t>
       </w:r>
     </w:p>
     <w:p>
@@ -139,20 +149,17 @@
           <w:bCs/>
           <w:sz w:val="24"/>
         </w:rPr>
-        <w:t xml:space="preserve">                        Pasang Lama (E2400050)</w:t>
-      </w:r>
-    </w:p>
-    <w:p>
-      <w:pPr>
-        <w:spacing w:line="360" w:lineRule="auto"/>
-        <w:jc w:val="center"/>
+        <w:t xml:space="preserve">                 Manav Rawal( E2300</w:t>
+      </w:r>
+      <w:r>
         <w:rPr>
           <w:rFonts w:ascii="Times New Roman" w:hAnsi="Times New Roman"/>
           <w:b/>
           <w:bCs/>
           <w:sz w:val="24"/>
         </w:rPr>
-      </w:pPr>
+        <w:t>560</w:t>
+      </w:r>
       <w:r>
         <w:rPr>
           <w:rFonts w:ascii="Times New Roman" w:hAnsi="Times New Roman"/>
@@ -160,7 +167,7 @@
           <w:bCs/>
           <w:sz w:val="24"/>
         </w:rPr>
-        <w:t xml:space="preserve">                 Manav Rawal( E2300)</w:t>
+        <w:t>)</w:t>
       </w:r>
       <w:r>
         <w:rPr>
@@ -174,13 +181,6 @@
     </w:p>
     <w:sdt>
       <w:sdtPr>
-        <w:id w:val="-1629923616"/>
-        <w:docPartObj>
-          <w:docPartGallery w:val="Table of Contents"/>
-          <w:docPartUnique/>
-        </w:docPartObj>
-      </w:sdtPr>
-      <w:sdtEndPr>
         <w:rPr>
           <w:rFonts w:asciiTheme="minorHAnsi" w:eastAsiaTheme="minorHAnsi" w:hAnsiTheme="minorHAnsi" w:cs="Times New Roman"/>
           <w:color w:val="auto"/>
@@ -190,7 +190,12 @@
           <w:lang w:bidi="th-TH"/>
           <w14:ligatures w14:val="standardContextual"/>
         </w:rPr>
-      </w:sdtEndPr>
+        <w:id w:val="-1629923616"/>
+        <w:docPartObj>
+          <w:docPartGallery w:val="Table of Contents"/>
+          <w:docPartUnique/>
+        </w:docPartObj>
+      </w:sdtPr>
       <w:sdtContent>
         <w:p>
           <w:pPr>
@@ -1299,23 +1304,7 @@
           <w:rFonts w:ascii="Times New Roman" w:hAnsi="Times New Roman"/>
           <w:sz w:val="24"/>
         </w:rPr>
-        <w:t xml:space="preserve"> (Solid waste and Public Cleansing Management Corporation [</w:t>
-      </w:r>
-      <w:proofErr w:type="spellStart"/>
-      <w:r>
-        <w:rPr>
-          <w:rFonts w:ascii="Times New Roman" w:hAnsi="Times New Roman"/>
-          <w:sz w:val="24"/>
-        </w:rPr>
-        <w:t>SWCorp</w:t>
-      </w:r>
-      <w:proofErr w:type="spellEnd"/>
-      <w:r>
-        <w:rPr>
-          <w:rFonts w:ascii="Times New Roman" w:hAnsi="Times New Roman"/>
-          <w:sz w:val="24"/>
-        </w:rPr>
-        <w:t>], 2023). The majority of waste originates from households due to poor food inventory management, lack of expiry date, awareness, and absence of food sharing platforms.</w:t>
+        <w:t xml:space="preserve"> (Solid waste and Public Cleansing Management Corporation [SWCorp], 2023). The majority of waste originates from households due to poor food inventory management, lack of expiry date, awareness, and absence of food sharing platforms.</w:t>
       </w:r>
       <w:r>
         <w:rPr>
@@ -1329,23 +1318,7 @@
           <w:rFonts w:ascii="Times New Roman" w:hAnsi="Times New Roman"/>
           <w:sz w:val="24"/>
         </w:rPr>
-        <w:t xml:space="preserve">According to Yeong (2024), Malaysians waste food worth billions of ringgit annually, despite many households facing rising food costs. </w:t>
-      </w:r>
-      <w:proofErr w:type="spellStart"/>
-      <w:r>
-        <w:rPr>
-          <w:rFonts w:ascii="Times New Roman" w:hAnsi="Times New Roman"/>
-          <w:sz w:val="24"/>
-        </w:rPr>
-        <w:t>SavePlate</w:t>
-      </w:r>
-      <w:proofErr w:type="spellEnd"/>
-      <w:r>
-        <w:rPr>
-          <w:rFonts w:ascii="Times New Roman" w:hAnsi="Times New Roman"/>
-          <w:sz w:val="24"/>
-        </w:rPr>
-        <w:t xml:space="preserve"> is proposed as a direct solution to this critical environmental and social problem, in alignment with the United Nations Sustainable Development Goal 12 (Responsible Consumption and Production) and Malaysia's National Food Security Policy.</w:t>
+        <w:t>According to Yeong (2024), Malaysians waste food worth billions of ringgit annually, despite many households facing rising food costs. SavePlate is proposed as a direct solution to this critical environmental and social problem, in alignment with the United Nations Sustainable Development Goal 12 (Responsible Consumption and Production) and Malaysia's National Food Security Policy.</w:t>
       </w:r>
     </w:p>
     <w:p>
@@ -1361,23 +1334,7 @@
           <w:rFonts w:ascii="Times New Roman" w:hAnsi="Times New Roman"/>
           <w:sz w:val="24"/>
         </w:rPr>
-        <w:t xml:space="preserve">The primary customers and users of </w:t>
-      </w:r>
-      <w:proofErr w:type="spellStart"/>
-      <w:r>
-        <w:rPr>
-          <w:rFonts w:ascii="Times New Roman" w:hAnsi="Times New Roman"/>
-          <w:sz w:val="24"/>
-        </w:rPr>
-        <w:t>Saveplate</w:t>
-      </w:r>
-      <w:proofErr w:type="spellEnd"/>
-      <w:r>
-        <w:rPr>
-          <w:rFonts w:ascii="Times New Roman" w:hAnsi="Times New Roman"/>
-          <w:sz w:val="24"/>
-        </w:rPr>
-        <w:t xml:space="preserve"> are individuals and families of Malaysian household who purchase, store and prepare food at home. Secondary users includes community members who wish to donate surplus food items or claim donations from neighbors within their local area.</w:t>
+        <w:t>The primary customers and users of Saveplate are individuals and families of Malaysian household who purchase, store and prepare food at home. Secondary users includes community members who wish to donate surplus food items or claim donations from neighbors within their local area.</w:t>
       </w:r>
     </w:p>
     <w:p>
@@ -1388,21 +1345,12 @@
           <w:sz w:val="24"/>
         </w:rPr>
       </w:pPr>
-      <w:proofErr w:type="spellStart"/>
-      <w:r>
-        <w:rPr>
-          <w:rFonts w:ascii="Times New Roman" w:hAnsi="Times New Roman"/>
-          <w:sz w:val="24"/>
-        </w:rPr>
-        <w:t>SavePlate</w:t>
-      </w:r>
-      <w:proofErr w:type="spellEnd"/>
-      <w:r>
-        <w:rPr>
-          <w:rFonts w:ascii="Times New Roman" w:hAnsi="Times New Roman"/>
-          <w:sz w:val="24"/>
-        </w:rPr>
-        <w:t xml:space="preserve"> is a new product as there is no existing system being extended. It will be developed from scratch as a fully functional web based application covering six main use cases that includes User registration and Privacy Settings, Manage food inventory, browse food items and donations, food analytics, view notifications and plan weekly meals.</w:t>
+      <w:r>
+        <w:rPr>
+          <w:rFonts w:ascii="Times New Roman" w:hAnsi="Times New Roman"/>
+          <w:sz w:val="24"/>
+        </w:rPr>
+        <w:t>SavePlate is a new product as there is no existing system being extended. It will be developed from scratch as a fully functional web based application covering six main use cases that includes User registration and Privacy Settings, Manage food inventory, browse food items and donations, food analytics, view notifications and plan weekly meals.</w:t>
       </w:r>
     </w:p>
     <w:p>
@@ -1418,23 +1366,7 @@
           <w:rFonts w:ascii="Times New Roman" w:hAnsi="Times New Roman"/>
           <w:sz w:val="24"/>
         </w:rPr>
-        <w:t xml:space="preserve">There is no financial cost because this is an academic project created as a part of HELP University’s BIT216 Software Engineering principles course. We three team members will complete all development as required by the question. </w:t>
-      </w:r>
-      <w:proofErr w:type="spellStart"/>
-      <w:r>
-        <w:rPr>
-          <w:rFonts w:ascii="Times New Roman" w:hAnsi="Times New Roman"/>
-          <w:sz w:val="24"/>
-        </w:rPr>
-        <w:t>Ganttproject</w:t>
-      </w:r>
-      <w:proofErr w:type="spellEnd"/>
-      <w:r>
-        <w:rPr>
-          <w:rFonts w:ascii="Times New Roman" w:hAnsi="Times New Roman"/>
-          <w:sz w:val="24"/>
-        </w:rPr>
-        <w:t xml:space="preserve"> for scheduling, GitHub for version control, Figma(free) for wireframing, and React.js/Node.js as the development framework are a few of the free and open source tools that will be used throughout the project.</w:t>
+        <w:t>There is no financial cost because this is an academic project created as a part of HELP University’s BIT216 Software Engineering principles course. We three team members will complete all development as required by the question. Ganttproject for scheduling, GitHub for version control, Figma(free) for wireframing, and React.js/Node.js as the development framework are a few of the free and open source tools that will be used throughout the project.</w:t>
       </w:r>
     </w:p>
     <w:p>
@@ -1464,39 +1396,7 @@
           <w:rFonts w:ascii="Times New Roman" w:hAnsi="Times New Roman"/>
           <w:sz w:val="24"/>
         </w:rPr>
-        <w:t xml:space="preserve"> 2026 following an Iterative and incremental methodology with two iterations. Iteration 1 includes </w:t>
-      </w:r>
-      <w:proofErr w:type="spellStart"/>
-      <w:r>
-        <w:rPr>
-          <w:rFonts w:ascii="Times New Roman" w:hAnsi="Times New Roman"/>
-          <w:sz w:val="24"/>
-        </w:rPr>
-        <w:t>usecase</w:t>
-      </w:r>
-      <w:proofErr w:type="spellEnd"/>
-      <w:r>
-        <w:rPr>
-          <w:rFonts w:ascii="Times New Roman" w:hAnsi="Times New Roman"/>
-          <w:sz w:val="24"/>
-        </w:rPr>
-        <w:t xml:space="preserve"> 1 to </w:t>
-      </w:r>
-      <w:proofErr w:type="spellStart"/>
-      <w:r>
-        <w:rPr>
-          <w:rFonts w:ascii="Times New Roman" w:hAnsi="Times New Roman"/>
-          <w:sz w:val="24"/>
-        </w:rPr>
-        <w:t>usecase</w:t>
-      </w:r>
-      <w:proofErr w:type="spellEnd"/>
-      <w:r>
-        <w:rPr>
-          <w:rFonts w:ascii="Times New Roman" w:hAnsi="Times New Roman"/>
-          <w:sz w:val="24"/>
-        </w:rPr>
-        <w:t xml:space="preserve"> 3 that will be completed by 14</w:t>
+        <w:t xml:space="preserve"> 2026 following an Iterative and incremental methodology with two iterations. Iteration 1 includes usecase 1 to usecase 3 that will be completed by 14</w:t>
       </w:r>
       <w:r>
         <w:rPr>
@@ -1511,39 +1411,7 @@
           <w:rFonts w:ascii="Times New Roman" w:hAnsi="Times New Roman"/>
           <w:sz w:val="24"/>
         </w:rPr>
-        <w:t xml:space="preserve"> July 2026 and Iteration 2 includes </w:t>
-      </w:r>
-      <w:proofErr w:type="spellStart"/>
-      <w:r>
-        <w:rPr>
-          <w:rFonts w:ascii="Times New Roman" w:hAnsi="Times New Roman"/>
-          <w:sz w:val="24"/>
-        </w:rPr>
-        <w:t>usecase</w:t>
-      </w:r>
-      <w:proofErr w:type="spellEnd"/>
-      <w:r>
-        <w:rPr>
-          <w:rFonts w:ascii="Times New Roman" w:hAnsi="Times New Roman"/>
-          <w:sz w:val="24"/>
-        </w:rPr>
-        <w:t xml:space="preserve"> 4 to </w:t>
-      </w:r>
-      <w:proofErr w:type="spellStart"/>
-      <w:r>
-        <w:rPr>
-          <w:rFonts w:ascii="Times New Roman" w:hAnsi="Times New Roman"/>
-          <w:sz w:val="24"/>
-        </w:rPr>
-        <w:t>usecase</w:t>
-      </w:r>
-      <w:proofErr w:type="spellEnd"/>
-      <w:r>
-        <w:rPr>
-          <w:rFonts w:ascii="Times New Roman" w:hAnsi="Times New Roman"/>
-          <w:sz w:val="24"/>
-        </w:rPr>
-        <w:t xml:space="preserve"> 6 that will be completed by 21 August 2026.</w:t>
+        <w:t xml:space="preserve"> July 2026 and Iteration 2 includes usecase 4 to usecase 6 that will be completed by 21 August 2026.</w:t>
       </w:r>
     </w:p>
     <w:p>
@@ -1606,23 +1474,7 @@
           <w:rFonts w:ascii="Times New Roman" w:hAnsi="Times New Roman"/>
           <w:sz w:val="24"/>
         </w:rPr>
-        <w:t xml:space="preserve">The aims of the </w:t>
-      </w:r>
-      <w:proofErr w:type="spellStart"/>
-      <w:r>
-        <w:rPr>
-          <w:rFonts w:ascii="Times New Roman" w:hAnsi="Times New Roman"/>
-          <w:sz w:val="24"/>
-        </w:rPr>
-        <w:t>SavePlate</w:t>
-      </w:r>
-      <w:proofErr w:type="spellEnd"/>
-      <w:r>
-        <w:rPr>
-          <w:rFonts w:ascii="Times New Roman" w:hAnsi="Times New Roman"/>
-          <w:sz w:val="24"/>
-        </w:rPr>
-        <w:t xml:space="preserve"> project are:</w:t>
+        <w:t>The aims of the SavePlate project are:</w:t>
       </w:r>
     </w:p>
     <w:p>
@@ -3033,23 +2885,7 @@
           <w:rFonts w:ascii="Times New Roman" w:hAnsi="Times New Roman"/>
           <w:sz w:val="24"/>
         </w:rPr>
-        <w:t xml:space="preserve">The following Gantt chart was created using </w:t>
-      </w:r>
-      <w:proofErr w:type="spellStart"/>
-      <w:r>
-        <w:rPr>
-          <w:rFonts w:ascii="Times New Roman" w:hAnsi="Times New Roman"/>
-          <w:sz w:val="24"/>
-        </w:rPr>
-        <w:t>GanttProject</w:t>
-      </w:r>
-      <w:proofErr w:type="spellEnd"/>
-      <w:r>
-        <w:rPr>
-          <w:rFonts w:ascii="Times New Roman" w:hAnsi="Times New Roman"/>
-          <w:sz w:val="24"/>
-        </w:rPr>
-        <w:t xml:space="preserve"> and shows the baseline project schedule with task dependencies, resource allocations and milestones. </w:t>
+        <w:t xml:space="preserve">The following Gantt chart was created using GanttProject and shows the baseline project schedule with task dependencies, resource allocations and milestones. </w:t>
       </w:r>
     </w:p>
     <w:p>
@@ -3079,21 +2915,12 @@
           <w:sz w:val="24"/>
         </w:rPr>
       </w:pPr>
-      <w:proofErr w:type="spellStart"/>
-      <w:r>
-        <w:rPr>
-          <w:rFonts w:ascii="Times New Roman" w:hAnsi="Times New Roman"/>
-          <w:sz w:val="24"/>
-        </w:rPr>
-        <w:t>SavePlate</w:t>
-      </w:r>
-      <w:proofErr w:type="spellEnd"/>
-      <w:r>
-        <w:rPr>
-          <w:rFonts w:ascii="Times New Roman" w:hAnsi="Times New Roman"/>
-          <w:sz w:val="24"/>
-        </w:rPr>
-        <w:t xml:space="preserve"> will be developed as a web-based application using the React.js and Node.js stack. The system follows a client-server architecture with a RESTful API backend, MySQL relational database, and cloud hosting on AWS. Firebase Cloud Messaging handles push notifications for expiry alerts and donation updates.</w:t>
+      <w:r>
+        <w:rPr>
+          <w:rFonts w:ascii="Times New Roman" w:hAnsi="Times New Roman"/>
+          <w:sz w:val="24"/>
+        </w:rPr>
+        <w:t>SavePlate will be developed as a web-based application using the React.js and Node.js stack. The system follows a client-server architecture with a RESTful API backend, MySQL relational database, and cloud hosting on AWS. Firebase Cloud Messaging handles push notifications for expiry alerts and donation updates.</w:t>
       </w:r>
     </w:p>
     <w:p>
@@ -3135,23 +2962,7 @@
           <w:rFonts w:ascii="Times New Roman" w:hAnsi="Times New Roman"/>
           <w:sz w:val="24"/>
         </w:rPr>
-        <w:t xml:space="preserve"> and documentation of </w:t>
-      </w:r>
-      <w:proofErr w:type="spellStart"/>
-      <w:r>
-        <w:rPr>
-          <w:rFonts w:ascii="Times New Roman" w:hAnsi="Times New Roman"/>
-          <w:sz w:val="24"/>
-        </w:rPr>
-        <w:t>SavePlate</w:t>
-      </w:r>
-      <w:proofErr w:type="spellEnd"/>
-      <w:r>
-        <w:rPr>
-          <w:rFonts w:ascii="Times New Roman" w:hAnsi="Times New Roman"/>
-          <w:sz w:val="24"/>
-        </w:rPr>
-        <w:t>.</w:t>
+        <w:t xml:space="preserve"> and documentation of SavePlate.</w:t>
       </w:r>
     </w:p>
     <w:tbl>
@@ -3502,17 +3313,8 @@
                 <w:rFonts w:ascii="Times New Roman" w:hAnsi="Times New Roman"/>
                 <w:sz w:val="24"/>
               </w:rPr>
-              <w:t xml:space="preserve">Draw.io / </w:t>
-            </w:r>
-            <w:proofErr w:type="spellStart"/>
-            <w:r>
-              <w:rPr>
-                <w:rFonts w:ascii="Times New Roman" w:hAnsi="Times New Roman"/>
-                <w:sz w:val="24"/>
-              </w:rPr>
-              <w:t>Lucidchart</w:t>
-            </w:r>
-            <w:proofErr w:type="spellEnd"/>
+              <w:t>Draw.io / Lucidchart</w:t>
+            </w:r>
           </w:p>
         </w:tc>
         <w:tc>
@@ -3678,7 +3480,6 @@
                 <w:sz w:val="24"/>
               </w:rPr>
             </w:pPr>
-            <w:proofErr w:type="spellStart"/>
             <w:r>
               <w:rPr>
                 <w:rFonts w:ascii="Times New Roman" w:hAnsi="Times New Roman"/>
@@ -3686,7 +3487,6 @@
               </w:rPr>
               <w:t>Ganttproject</w:t>
             </w:r>
-            <w:proofErr w:type="spellEnd"/>
           </w:p>
         </w:tc>
         <w:tc>
@@ -3880,7 +3680,6 @@
                 <w:sz w:val="24"/>
               </w:rPr>
             </w:pPr>
-            <w:proofErr w:type="spellStart"/>
             <w:r>
               <w:rPr>
                 <w:rFonts w:ascii="Times New Roman" w:hAnsi="Times New Roman"/>
@@ -3888,7 +3687,6 @@
               </w:rPr>
               <w:t>Lastest</w:t>
             </w:r>
-            <w:proofErr w:type="spellEnd"/>
           </w:p>
         </w:tc>
         <w:tc>
@@ -4087,15 +3885,7 @@
                 <w:rFonts w:ascii="Times New Roman" w:hAnsi="Times New Roman"/>
                 <w:sz w:val="24"/>
               </w:rPr>
-              <w:t xml:space="preserve">RESTful API server </w:t>
-            </w:r>
-            <w:proofErr w:type="spellStart"/>
-            <w:r>
-              <w:rPr>
-                <w:rFonts w:ascii="Times New Roman" w:hAnsi="Times New Roman"/>
-                <w:sz w:val="24"/>
-              </w:rPr>
-              <w:t>d</w:t>
+              <w:t>RESTful API server d</w:t>
             </w:r>
             <w:r>
               <w:rPr>
@@ -4111,7 +3901,6 @@
               </w:rPr>
               <w:t>evelopment</w:t>
             </w:r>
-            <w:proofErr w:type="spellEnd"/>
           </w:p>
         </w:tc>
       </w:tr>
@@ -4196,23 +3985,7 @@
                 <w:rFonts w:ascii="Times New Roman" w:hAnsi="Times New Roman"/>
                 <w:sz w:val="24"/>
               </w:rPr>
-              <w:t xml:space="preserve">Relational </w:t>
-            </w:r>
-            <w:proofErr w:type="spellStart"/>
-            <w:r>
-              <w:rPr>
-                <w:rFonts w:ascii="Times New Roman" w:hAnsi="Times New Roman"/>
-                <w:sz w:val="24"/>
-              </w:rPr>
-              <w:t>databse</w:t>
-            </w:r>
-            <w:proofErr w:type="spellEnd"/>
-            <w:r>
-              <w:rPr>
-                <w:rFonts w:ascii="Times New Roman" w:hAnsi="Times New Roman"/>
-                <w:sz w:val="24"/>
-              </w:rPr>
-              <w:t xml:space="preserve"> for user and inventory data</w:t>
+              <w:t>Relational databse for user and inventory data</w:t>
             </w:r>
           </w:p>
         </w:tc>
@@ -4528,23 +4301,7 @@
                 <w:rFonts w:ascii="Times New Roman" w:hAnsi="Times New Roman"/>
                 <w:sz w:val="24"/>
               </w:rPr>
-              <w:t xml:space="preserve">/ Asus </w:t>
-            </w:r>
-            <w:proofErr w:type="spellStart"/>
-            <w:r>
-              <w:rPr>
-                <w:rFonts w:ascii="Times New Roman" w:hAnsi="Times New Roman"/>
-                <w:sz w:val="24"/>
-              </w:rPr>
-              <w:t>Expertbook</w:t>
-            </w:r>
-            <w:proofErr w:type="spellEnd"/>
-            <w:r>
-              <w:rPr>
-                <w:rFonts w:ascii="Times New Roman" w:hAnsi="Times New Roman"/>
-                <w:sz w:val="24"/>
-              </w:rPr>
-              <w:t xml:space="preserve"> intel core i5</w:t>
+              <w:t>/ Asus Expertbook intel core i5</w:t>
             </w:r>
           </w:p>
         </w:tc>
@@ -6586,6 +6343,7 @@
   <w:style w:type="character" w:default="1" w:styleId="DefaultParagraphFont">
     <w:name w:val="Default Paragraph Font"/>
     <w:uiPriority w:val="1"/>
+    <w:semiHidden/>
     <w:unhideWhenUsed/>
   </w:style>
   <w:style w:type="table" w:default="1" w:styleId="TableNormal">

--- a/docs/assignment 1.docx
+++ b/docs/assignment 1.docx
@@ -550,15 +550,7 @@
                 <w:rFonts w:ascii="Times New Roman" w:hAnsi="Times New Roman" w:cs="Times New Roman"/>
                 <w:sz w:val="24"/>
               </w:rPr>
-              <w:t>4.1  In Sc</w:t>
-            </w:r>
-            <w:r>
-              <w:rPr>
-                <w:rStyle w:val="Hyperlink"/>
-                <w:rFonts w:ascii="Times New Roman" w:hAnsi="Times New Roman" w:cs="Times New Roman"/>
-                <w:sz w:val="24"/>
-              </w:rPr>
-              <w:t>ope</w:t>
+              <w:t>4.1  In Scope</w:t>
             </w:r>
             <w:r>
               <w:rPr>
@@ -933,15 +925,7 @@
                 <w:rFonts w:ascii="Times New Roman" w:hAnsi="Times New Roman" w:cs="Times New Roman"/>
                 <w:sz w:val="24"/>
               </w:rPr>
-              <w:t>5.</w:t>
-            </w:r>
-            <w:r>
-              <w:rPr>
-                <w:rStyle w:val="Hyperlink"/>
-                <w:rFonts w:ascii="Times New Roman" w:hAnsi="Times New Roman" w:cs="Times New Roman"/>
-                <w:sz w:val="24"/>
-              </w:rPr>
-              <w:t>3 Gantt Chart</w:t>
+              <w:t>5.3 Gantt Chart</w:t>
             </w:r>
             <w:r>
               <w:rPr>
@@ -1241,15 +1225,7 @@
                 <w:rFonts w:ascii="Times New Roman" w:hAnsi="Times New Roman" w:cs="Times New Roman"/>
                 <w:sz w:val="24"/>
               </w:rPr>
-              <w:t>7.</w:t>
-            </w:r>
-            <w:r>
-              <w:rPr>
-                <w:rStyle w:val="Hyperlink"/>
-                <w:rFonts w:ascii="Times New Roman" w:hAnsi="Times New Roman" w:cs="Times New Roman"/>
-                <w:sz w:val="24"/>
-              </w:rPr>
-              <w:t>0 Risk Management Plan</w:t>
+              <w:t>7.0 Risk Management Plan</w:t>
             </w:r>
             <w:r>
               <w:rPr>
@@ -1359,14 +1335,7 @@
           <w:sz w:val="24"/>
         </w:rPr>
         <w:lastRenderedPageBreak/>
-        <w:t xml:space="preserve">1.0  </w:t>
-      </w:r>
-      <w:r>
-        <w:rPr>
-          <w:rFonts w:ascii="Times New Roman" w:hAnsi="Times New Roman"/>
-          <w:sz w:val="24"/>
-        </w:rPr>
-        <w:t>Overview</w:t>
+        <w:t>1.0  Overview</w:t>
       </w:r>
       <w:bookmarkEnd w:id="0"/>
       <w:proofErr w:type="gramEnd"/>
@@ -1400,21 +1369,30 @@
           <w:rFonts w:ascii="Times New Roman" w:hAnsi="Times New Roman"/>
           <w:sz w:val="24"/>
         </w:rPr>
-        <w:t>] 2023). Poor food inventory management, lack of e</w:t>
-      </w:r>
-      <w:r>
-        <w:rPr>
-          <w:rFonts w:ascii="Times New Roman" w:hAnsi="Times New Roman"/>
-          <w:sz w:val="24"/>
-        </w:rPr>
-        <w:t>xpiry date, awareness and no platform for food sharing are the main reasons for the majority of waste coming from household waste in the country. According to Yeong (2024), Malaysians waste food worth billions of ringgit annually, despite many households f</w:t>
-      </w:r>
-      <w:r>
-        <w:rPr>
-          <w:rFonts w:ascii="Times New Roman" w:hAnsi="Times New Roman"/>
-          <w:sz w:val="24"/>
-        </w:rPr>
-        <w:t xml:space="preserve">acing rising food costs.  </w:t>
+        <w:t xml:space="preserve">] 2023). Poor food inventory management, lack of expiry date, awareness and no platform for food sharing are the main reasons for the majority of waste coming from household waste in the country. </w:t>
+      </w:r>
+      <w:r>
+        <w:rPr>
+          <w:rFonts w:ascii="Times New Roman" w:hAnsi="Times New Roman"/>
+          <w:sz w:val="24"/>
+        </w:rPr>
+        <w:t>In spite of the high prices of food items, Malaysia is s</w:t>
+      </w:r>
+      <w:r>
+        <w:rPr>
+          <w:rFonts w:ascii="Times New Roman" w:hAnsi="Times New Roman"/>
+          <w:sz w:val="24"/>
+        </w:rPr>
+        <w:t xml:space="preserve">till losing billions of RM </w:t>
+      </w:r>
+      <w:bookmarkStart w:id="1" w:name="_GoBack"/>
+      <w:bookmarkEnd w:id="1"/>
+      <w:r>
+        <w:rPr>
+          <w:rFonts w:ascii="Times New Roman" w:hAnsi="Times New Roman"/>
+          <w:sz w:val="24"/>
+        </w:rPr>
+        <w:t xml:space="preserve">each year due to food waste, according to </w:t>
       </w:r>
       <w:proofErr w:type="spellStart"/>
       <w:r>
@@ -1422,6 +1400,22 @@
           <w:rFonts w:ascii="Times New Roman" w:hAnsi="Times New Roman"/>
           <w:sz w:val="24"/>
         </w:rPr>
+        <w:t>Yeong</w:t>
+      </w:r>
+      <w:proofErr w:type="spellEnd"/>
+      <w:r>
+        <w:rPr>
+          <w:rFonts w:ascii="Times New Roman" w:hAnsi="Times New Roman"/>
+          <w:sz w:val="24"/>
+        </w:rPr>
+        <w:t xml:space="preserve"> (2024).  </w:t>
+      </w:r>
+      <w:proofErr w:type="spellStart"/>
+      <w:r>
+        <w:rPr>
+          <w:rFonts w:ascii="Times New Roman" w:hAnsi="Times New Roman"/>
+          <w:sz w:val="24"/>
+        </w:rPr>
         <w:t>SavePlate</w:t>
       </w:r>
       <w:proofErr w:type="spellEnd"/>
@@ -1430,14 +1424,7 @@
           <w:rFonts w:ascii="Times New Roman" w:hAnsi="Times New Roman"/>
           <w:sz w:val="24"/>
         </w:rPr>
-        <w:t xml:space="preserve"> is proposed to be a direct remedy to this pressing environmental and social issue, consistent with the United Nations Sustainable Development Goal 12 (Responsible Consumption and Production) and the National Food Securit</w:t>
-      </w:r>
-      <w:r>
-        <w:rPr>
-          <w:rFonts w:ascii="Times New Roman" w:hAnsi="Times New Roman"/>
-          <w:sz w:val="24"/>
-        </w:rPr>
-        <w:t>y Policy of Malaysia.</w:t>
+        <w:t xml:space="preserve"> is proposed to be a direct solution to this critical environmental and social problem, not only to support the United Nations Sustainable Development Goal 12 (Responsible Consumption and Production), but also aligned with the National Food Security Policy of Malaysia.</w:t>
       </w:r>
     </w:p>
     <w:p>
@@ -1469,14 +1456,7 @@
           <w:rFonts w:ascii="Times New Roman" w:hAnsi="Times New Roman"/>
           <w:sz w:val="24"/>
         </w:rPr>
-        <w:t xml:space="preserve"> are individuals and families of Malaysian household, who buy, store and cook food at home. Secondary users are community members who would like to give away extra food or receive food from </w:t>
-      </w:r>
-      <w:r>
-        <w:rPr>
-          <w:rFonts w:ascii="Times New Roman" w:hAnsi="Times New Roman"/>
-          <w:sz w:val="24"/>
-        </w:rPr>
-        <w:t>neighbors in their neighborhood.</w:t>
+        <w:t xml:space="preserve"> are individuals and families of Malaysian household, who buy, store and cook food at home. Secondary users are community members who would like to give away extra food or receive food from neighbors in their neighborhood.</w:t>
       </w:r>
     </w:p>
     <w:p>
@@ -1501,14 +1481,7 @@
           <w:rFonts w:ascii="Times New Roman" w:hAnsi="Times New Roman"/>
           <w:sz w:val="24"/>
         </w:rPr>
-        <w:t xml:space="preserve"> is a new product as there is no existing system being extended. It will be designed from scratch to be a fully functional web based application with six major use cases which will include User registration and Pri</w:t>
-      </w:r>
-      <w:r>
-        <w:rPr>
-          <w:rFonts w:ascii="Times New Roman" w:hAnsi="Times New Roman"/>
-          <w:sz w:val="24"/>
-        </w:rPr>
-        <w:t>vacy Settings, Manage food inventory, Browse food items and donations, food analytics, View notifications and Plan weekly meals.</w:t>
+        <w:t xml:space="preserve"> is a new product as there is no existing system being extended. It will be designed from scratch to be a fully functional web based application with six major use cases which will include User registration and Privacy Settings, Manage food inventory, Browse food items and donations, food analytics, View notifications and Plan weekly meals.</w:t>
       </w:r>
     </w:p>
     <w:p>
@@ -1524,14 +1497,7 @@
           <w:rFonts w:ascii="Times New Roman" w:hAnsi="Times New Roman"/>
           <w:sz w:val="24"/>
         </w:rPr>
-        <w:t>The financial cost to the client is none since it is an academic project that is produced as part of the BIT216 Software Engine</w:t>
-      </w:r>
-      <w:r>
-        <w:rPr>
-          <w:rFonts w:ascii="Times New Roman" w:hAnsi="Times New Roman"/>
-          <w:sz w:val="24"/>
-        </w:rPr>
-        <w:t xml:space="preserve">ering principles course at HELP University. All development will be completed by us three team members as per question. Throughout the project, we will be using some free and open source tools like </w:t>
+        <w:t xml:space="preserve">The financial cost to the client is none since it is an academic project that is produced as part of the BIT216 Software Engineering principles course at HELP University. All development will be completed by us three team members as per question. Throughout the project, we will be using some free and open source tools like </w:t>
       </w:r>
       <w:proofErr w:type="spellStart"/>
       <w:r>
@@ -1547,14 +1513,7 @@
           <w:rFonts w:ascii="Times New Roman" w:hAnsi="Times New Roman"/>
           <w:sz w:val="24"/>
         </w:rPr>
-        <w:t xml:space="preserve"> for scheduling, GitHub for version control, F</w:t>
-      </w:r>
-      <w:r>
-        <w:rPr>
-          <w:rFonts w:ascii="Times New Roman" w:hAnsi="Times New Roman"/>
-          <w:sz w:val="24"/>
-        </w:rPr>
-        <w:t>igma(free) for wire framing and development framework: React.js/Node.js will be used.</w:t>
+        <w:t xml:space="preserve"> for scheduling, GitHub for version control, Figma(free) for wire framing and development framework: React.js/Node.js will be used.</w:t>
       </w:r>
     </w:p>
     <w:p>
@@ -1602,14 +1561,7 @@
           <w:rFonts w:ascii="Times New Roman" w:hAnsi="Times New Roman"/>
           <w:sz w:val="24"/>
         </w:rPr>
-        <w:t xml:space="preserve"> b</w:t>
-      </w:r>
-      <w:r>
-        <w:rPr>
-          <w:rFonts w:ascii="Times New Roman" w:hAnsi="Times New Roman"/>
-          <w:sz w:val="24"/>
-        </w:rPr>
-        <w:t xml:space="preserve">y July 14, 2026, in Iteration 1, and </w:t>
+        <w:t xml:space="preserve"> by July 14, 2026, in Iteration 1, and </w:t>
       </w:r>
       <w:proofErr w:type="spellStart"/>
       <w:r>
@@ -1655,7 +1607,7 @@
           <w:sz w:val="24"/>
         </w:rPr>
       </w:pPr>
-      <w:bookmarkStart w:id="1" w:name="_Toc231999197"/>
+      <w:bookmarkStart w:id="2" w:name="_Toc231999197"/>
       <w:proofErr w:type="gramStart"/>
       <w:r>
         <w:rPr>
@@ -1673,7 +1625,7 @@
         </w:rPr>
         <w:t xml:space="preserve"> Aims</w:t>
       </w:r>
-      <w:bookmarkEnd w:id="1"/>
+      <w:bookmarkEnd w:id="2"/>
     </w:p>
     <w:p>
       <w:pPr>
@@ -1724,14 +1676,7 @@
           <w:rFonts w:ascii="Times New Roman" w:hAnsi="Times New Roman"/>
           <w:sz w:val="24"/>
         </w:rPr>
-        <w:t>To develop a functional and user-friendly web-based application that helps Malaysian h</w:t>
-      </w:r>
-      <w:r>
-        <w:rPr>
-          <w:rFonts w:ascii="Times New Roman" w:hAnsi="Times New Roman"/>
-          <w:sz w:val="24"/>
-        </w:rPr>
-        <w:t>ouseholds manage their food inventory and reduce food waste.</w:t>
+        <w:t>To develop a functional and user-friendly web-based application that helps Malaysian households manage their food inventory and reduce food waste.</w:t>
       </w:r>
     </w:p>
     <w:p>
@@ -1773,14 +1718,7 @@
           <w:rFonts w:ascii="Times New Roman" w:hAnsi="Times New Roman" w:cs="Times New Roman"/>
           <w:sz w:val="24"/>
         </w:rPr>
-        <w:t xml:space="preserve">To promote responsible meal planning by enabling users to plan weekly meals based on </w:t>
-      </w:r>
-      <w:r>
-        <w:rPr>
-          <w:rFonts w:ascii="Times New Roman" w:hAnsi="Times New Roman" w:cs="Times New Roman"/>
-          <w:sz w:val="24"/>
-        </w:rPr>
-        <w:t>their available food inventory.</w:t>
+        <w:t>To promote responsible meal planning by enabling users to plan weekly meals based on their available food inventory.</w:t>
       </w:r>
     </w:p>
     <w:p>
@@ -1848,7 +1786,7 @@
           <w:sz w:val="24"/>
         </w:rPr>
       </w:pPr>
-      <w:bookmarkStart w:id="2" w:name="_Toc231999198"/>
+      <w:bookmarkStart w:id="3" w:name="_Toc231999198"/>
       <w:proofErr w:type="gramStart"/>
       <w:r>
         <w:rPr>
@@ -1866,7 +1804,7 @@
         </w:rPr>
         <w:t xml:space="preserve"> Objectives</w:t>
       </w:r>
-      <w:bookmarkEnd w:id="2"/>
+      <w:bookmarkEnd w:id="3"/>
     </w:p>
     <w:p>
       <w:pPr>
@@ -1923,14 +1861,7 @@
           <w:rFonts w:ascii="Times New Roman" w:hAnsi="Times New Roman" w:cs="Times New Roman"/>
           <w:sz w:val="24"/>
         </w:rPr>
-        <w:t xml:space="preserve">Developed a food inventory module which can </w:t>
-      </w:r>
-      <w:r>
-        <w:rPr>
-          <w:rFonts w:ascii="Times New Roman" w:hAnsi="Times New Roman" w:cs="Times New Roman"/>
-          <w:sz w:val="24"/>
-        </w:rPr>
-        <w:t>be used to add food items, edit, delete, and categorize them with expiry dates, and generates alerts automatically when food items are coming up to their expiry date.</w:t>
+        <w:t>Developed a food inventory module which can be used to add food items, edit, delete, and categorize them with expiry dates, and generates alerts automatically when food items are coming up to their expiry date.</w:t>
       </w:r>
     </w:p>
     <w:p>
@@ -1951,14 +1882,7 @@
           <w:rFonts w:ascii="Times New Roman" w:hAnsi="Times New Roman" w:cs="Times New Roman"/>
           <w:sz w:val="24"/>
         </w:rPr>
-        <w:t>Built a food donation browsing and claiming module which allows users to post, browse and</w:t>
-      </w:r>
-      <w:r>
-        <w:rPr>
-          <w:rFonts w:ascii="Times New Roman" w:hAnsi="Times New Roman" w:cs="Times New Roman"/>
-          <w:sz w:val="24"/>
-        </w:rPr>
-        <w:t xml:space="preserve"> claim food donations with pickup information.</w:t>
+        <w:t>Built a food donation browsing and claiming module which allows users to post, browse and claim food donations with pickup information.</w:t>
       </w:r>
     </w:p>
     <w:p>
@@ -2000,14 +1924,7 @@
           <w:rFonts w:ascii="Times New Roman" w:hAnsi="Times New Roman" w:cs="Times New Roman"/>
           <w:sz w:val="24"/>
         </w:rPr>
-        <w:t xml:space="preserve">Developed a notification system to provide reminders and timely notifications </w:t>
-      </w:r>
-      <w:r>
-        <w:rPr>
-          <w:rFonts w:ascii="Times New Roman" w:hAnsi="Times New Roman" w:cs="Times New Roman"/>
-          <w:sz w:val="24"/>
-        </w:rPr>
-        <w:t>for expiry dates, donations status, and meal planning.</w:t>
+        <w:t>Developed a notification system to provide reminders and timely notifications for expiry dates, donations status, and meal planning.</w:t>
       </w:r>
     </w:p>
     <w:p>
@@ -2049,14 +1966,7 @@
           <w:rFonts w:ascii="Times New Roman" w:hAnsi="Times New Roman" w:cs="Times New Roman"/>
           <w:sz w:val="24"/>
         </w:rPr>
-        <w:t>Built out all modules with working prototypes with test cases and GitHub Collaboration</w:t>
-      </w:r>
-      <w:r>
-        <w:rPr>
-          <w:rFonts w:ascii="Times New Roman" w:hAnsi="Times New Roman" w:cs="Times New Roman"/>
-          <w:sz w:val="24"/>
-        </w:rPr>
-        <w:t xml:space="preserve"> evidence for Iteration 1 and Iteration 2.</w:t>
+        <w:t>Built out all modules with working prototypes with test cases and GitHub Collaboration evidence for Iteration 1 and Iteration 2.</w:t>
       </w:r>
       <w:r>
         <w:rPr>
@@ -2075,7 +1985,7 @@
           <w:sz w:val="24"/>
         </w:rPr>
       </w:pPr>
-      <w:bookmarkStart w:id="3" w:name="_Toc231999199"/>
+      <w:bookmarkStart w:id="4" w:name="_Toc231999199"/>
       <w:proofErr w:type="gramStart"/>
       <w:r>
         <w:rPr>
@@ -2093,7 +2003,7 @@
         </w:rPr>
         <w:t xml:space="preserve"> Scope</w:t>
       </w:r>
-      <w:bookmarkEnd w:id="3"/>
+      <w:bookmarkEnd w:id="4"/>
     </w:p>
     <w:p>
       <w:pPr>
@@ -2104,7 +2014,7 @@
           <w:sz w:val="24"/>
         </w:rPr>
       </w:pPr>
-      <w:bookmarkStart w:id="4" w:name="_Toc231999200"/>
+      <w:bookmarkStart w:id="5" w:name="_Toc231999200"/>
       <w:proofErr w:type="gramStart"/>
       <w:r>
         <w:rPr>
@@ -2121,7 +2031,7 @@
         </w:rPr>
         <w:t xml:space="preserve"> Scope</w:t>
       </w:r>
-      <w:bookmarkEnd w:id="4"/>
+      <w:bookmarkEnd w:id="5"/>
     </w:p>
     <w:p>
       <w:pPr>
@@ -2152,7 +2062,7 @@
           <w:sz w:val="24"/>
         </w:rPr>
       </w:pPr>
-      <w:bookmarkStart w:id="5" w:name="_Toc231999201"/>
+      <w:bookmarkStart w:id="6" w:name="_Toc231999201"/>
       <w:r>
         <w:rPr>
           <w:rFonts w:ascii="Times New Roman" w:eastAsiaTheme="minorHAnsi" w:hAnsi="Times New Roman"/>
@@ -2179,14 +2089,7 @@
           <w:rFonts w:ascii="Times New Roman" w:eastAsiaTheme="minorHAnsi" w:hAnsi="Times New Roman"/>
           <w:sz w:val="24"/>
         </w:rPr>
-        <w:t>Food inventory management: add, ed</w:t>
-      </w:r>
-      <w:r>
-        <w:rPr>
-          <w:rFonts w:ascii="Times New Roman" w:eastAsiaTheme="minorHAnsi" w:hAnsi="Times New Roman"/>
-          <w:sz w:val="24"/>
-        </w:rPr>
-        <w:t xml:space="preserve">it and delete food items along with name, quantity, expiry date, category and storage place. </w:t>
+        <w:t xml:space="preserve">Food inventory management: add, edit and delete food items along with name, quantity, expiry date, category and storage place. </w:t>
       </w:r>
     </w:p>
     <w:p>
@@ -2228,14 +2131,7 @@
           <w:rFonts w:ascii="Times New Roman" w:eastAsiaTheme="minorHAnsi" w:hAnsi="Times New Roman"/>
           <w:sz w:val="24"/>
         </w:rPr>
-        <w:t>Food analytics - visual reports of food saved from waste an</w:t>
-      </w:r>
-      <w:r>
-        <w:rPr>
-          <w:rFonts w:ascii="Times New Roman" w:eastAsiaTheme="minorHAnsi" w:hAnsi="Times New Roman"/>
-          <w:sz w:val="24"/>
-        </w:rPr>
-        <w:t>d food donated, filtered by date range and category.</w:t>
+        <w:t>Food analytics - visual reports of food saved from waste and food donated, filtered by date range and category.</w:t>
       </w:r>
     </w:p>
     <w:p>
@@ -2277,14 +2173,7 @@
           <w:rFonts w:ascii="Times New Roman" w:eastAsiaTheme="minorHAnsi" w:hAnsi="Times New Roman"/>
           <w:sz w:val="24"/>
         </w:rPr>
-        <w:t xml:space="preserve">Weekly meal planner: Plan meals by day/slot, view possible meals from </w:t>
-      </w:r>
-      <w:r>
-        <w:rPr>
-          <w:rFonts w:ascii="Times New Roman" w:eastAsiaTheme="minorHAnsi" w:hAnsi="Times New Roman"/>
-          <w:sz w:val="24"/>
-        </w:rPr>
-        <w:t>what's available.</w:t>
+        <w:t>Weekly meal planner: Plan meals by day/slot, view possible meals from what's available.</w:t>
       </w:r>
     </w:p>
     <w:p>
@@ -2322,7 +2211,7 @@
         </w:rPr>
         <w:t xml:space="preserve"> of Scope</w:t>
       </w:r>
-      <w:bookmarkEnd w:id="5"/>
+      <w:bookmarkEnd w:id="6"/>
     </w:p>
     <w:p>
       <w:pPr>
@@ -2400,14 +2289,7 @@
           <w:rFonts w:ascii="Times New Roman" w:hAnsi="Times New Roman" w:cs="Times New Roman"/>
           <w:sz w:val="24"/>
         </w:rPr>
-        <w:t xml:space="preserve">Integration with external food database or 3rd party recipe API </w:t>
-      </w:r>
-      <w:r>
-        <w:rPr>
-          <w:rFonts w:ascii="Times New Roman" w:hAnsi="Times New Roman" w:cs="Times New Roman"/>
-          <w:sz w:val="24"/>
-        </w:rPr>
-        <w:t>- recipe suggestions will be based on what food items are available.</w:t>
+        <w:t>Integration with external food database or 3rd party recipe API - recipe suggestions will be based on what food items are available.</w:t>
       </w:r>
     </w:p>
     <w:p>
@@ -2509,7 +2391,7 @@
           <w:sz w:val="24"/>
         </w:rPr>
       </w:pPr>
-      <w:bookmarkStart w:id="6" w:name="_Toc231999202"/>
+      <w:bookmarkStart w:id="7" w:name="_Toc231999202"/>
       <w:r>
         <w:rPr>
           <w:rFonts w:ascii="Times New Roman" w:hAnsi="Times New Roman"/>
@@ -2517,7 +2399,7 @@
         </w:rPr>
         <w:t>5.0 Project Schedule</w:t>
       </w:r>
-      <w:bookmarkEnd w:id="6"/>
+      <w:bookmarkEnd w:id="7"/>
     </w:p>
     <w:p>
       <w:pPr>
@@ -2528,7 +2410,7 @@
           <w:sz w:val="24"/>
         </w:rPr>
       </w:pPr>
-      <w:bookmarkStart w:id="7" w:name="_Toc231999203"/>
+      <w:bookmarkStart w:id="8" w:name="_Toc231999203"/>
       <w:r>
         <w:rPr>
           <w:rFonts w:ascii="Times New Roman" w:hAnsi="Times New Roman"/>
@@ -2536,7 +2418,7 @@
         </w:rPr>
         <w:t>5.1 Work Breakdown Structure (WBS)</w:t>
       </w:r>
-      <w:bookmarkEnd w:id="7"/>
+      <w:bookmarkEnd w:id="8"/>
     </w:p>
     <w:p>
       <w:pPr>
@@ -2574,7 +2456,7 @@
           <w:sz w:val="24"/>
         </w:rPr>
       </w:pPr>
-      <w:bookmarkStart w:id="8" w:name="_Toc231999204"/>
+      <w:bookmarkStart w:id="9" w:name="_Toc231999204"/>
       <w:r>
         <w:rPr>
           <w:rFonts w:ascii="Times New Roman" w:hAnsi="Times New Roman"/>
@@ -2582,7 +2464,7 @@
         </w:rPr>
         <w:t>5.2 Milestone / Deliverable</w:t>
       </w:r>
-      <w:bookmarkEnd w:id="8"/>
+      <w:bookmarkEnd w:id="9"/>
     </w:p>
     <w:tbl>
       <w:tblPr>
@@ -2859,14 +2741,7 @@
                 <w:rFonts w:ascii="Times New Roman" w:hAnsi="Times New Roman"/>
                 <w:sz w:val="24"/>
               </w:rPr>
-              <w:t xml:space="preserve">Design </w:t>
-            </w:r>
-            <w:r>
-              <w:rPr>
-                <w:rFonts w:ascii="Times New Roman" w:hAnsi="Times New Roman"/>
-                <w:sz w:val="24"/>
-              </w:rPr>
-              <w:t>Specification Document</w:t>
+              <w:t>Design Specification Document</w:t>
             </w:r>
           </w:p>
         </w:tc>
@@ -3086,7 +2961,7 @@
           <w:sz w:val="24"/>
         </w:rPr>
       </w:pPr>
-      <w:bookmarkStart w:id="9" w:name="_Toc231999205"/>
+      <w:bookmarkStart w:id="10" w:name="_Toc231999205"/>
       <w:r>
         <w:rPr>
           <w:rFonts w:ascii="Times New Roman" w:hAnsi="Times New Roman"/>
@@ -3094,7 +2969,7 @@
         </w:rPr>
         <w:t>5.3 Gantt Chart</w:t>
       </w:r>
-      <w:bookmarkEnd w:id="9"/>
+      <w:bookmarkEnd w:id="10"/>
     </w:p>
     <w:p>
       <w:pPr>
@@ -3130,7 +3005,7 @@
           <w:sz w:val="24"/>
         </w:rPr>
       </w:pPr>
-      <w:bookmarkStart w:id="10" w:name="_Toc231999206"/>
+      <w:bookmarkStart w:id="11" w:name="_Toc231999206"/>
       <w:r>
         <w:rPr>
           <w:rFonts w:ascii="Times New Roman" w:hAnsi="Times New Roman"/>
@@ -3138,7 +3013,7 @@
         </w:rPr>
         <w:t>6.0 Technical Description</w:t>
       </w:r>
-      <w:bookmarkEnd w:id="10"/>
+      <w:bookmarkEnd w:id="11"/>
     </w:p>
     <w:p>
       <w:pPr>
@@ -3208,14 +3083,7 @@
           <w:rFonts w:ascii="Times New Roman" w:hAnsi="Times New Roman"/>
           <w:sz w:val="24"/>
         </w:rPr>
-        <w:t xml:space="preserve"> server based wit</w:t>
-      </w:r>
-      <w:r>
-        <w:rPr>
-          <w:rFonts w:ascii="Times New Roman" w:hAnsi="Times New Roman"/>
-          <w:sz w:val="24"/>
-        </w:rPr>
-        <w:t xml:space="preserve">h a RESTful API backend, a MySQL relational database, and is cloud-hosted on AWS. The push notifications for expiry alerts and donation updates are managed through Firebase Cloud </w:t>
+        <w:t xml:space="preserve"> server based with a RESTful API backend, a MySQL relational database, and is cloud-hosted on AWS. The push notifications for expiry alerts and donation updates are managed through Firebase Cloud </w:t>
       </w:r>
       <w:proofErr w:type="gramStart"/>
       <w:r>
@@ -3236,7 +3104,7 @@
           <w:sz w:val="24"/>
         </w:rPr>
       </w:pPr>
-      <w:bookmarkStart w:id="11" w:name="_Toc231999207"/>
+      <w:bookmarkStart w:id="12" w:name="_Toc231999207"/>
       <w:r>
         <w:rPr>
           <w:rFonts w:ascii="Times New Roman" w:hAnsi="Times New Roman"/>
@@ -3244,7 +3112,7 @@
         </w:rPr>
         <w:t>6.1 Development Platform</w:t>
       </w:r>
-      <w:bookmarkEnd w:id="11"/>
+      <w:bookmarkEnd w:id="12"/>
     </w:p>
     <w:p>
       <w:pPr>
@@ -3259,14 +3127,7 @@
           <w:rFonts w:ascii="Times New Roman" w:hAnsi="Times New Roman"/>
           <w:sz w:val="24"/>
         </w:rPr>
-        <w:t>The following tables describe the method</w:t>
-      </w:r>
-      <w:r>
-        <w:rPr>
-          <w:rFonts w:ascii="Times New Roman" w:hAnsi="Times New Roman"/>
-          <w:sz w:val="24"/>
-        </w:rPr>
-        <w:t xml:space="preserve">s, tools, languages, and environments used for the design, implementation, testing, and documentation of </w:t>
+        <w:t xml:space="preserve">The following tables describe the methods, tools, languages, and environments used for the design, implementation, testing, and documentation of </w:t>
       </w:r>
       <w:proofErr w:type="spellStart"/>
       <w:r>
@@ -3472,14 +3333,7 @@
                 <w:rFonts w:ascii="Times New Roman" w:hAnsi="Times New Roman"/>
                 <w:sz w:val="24"/>
               </w:rPr>
-              <w:t>For project reports and assign</w:t>
-            </w:r>
-            <w:r>
-              <w:rPr>
-                <w:rFonts w:ascii="Times New Roman" w:hAnsi="Times New Roman"/>
-                <w:sz w:val="24"/>
-              </w:rPr>
-              <w:t>ment documentation</w:t>
+              <w:t>For project reports and assignment documentation</w:t>
             </w:r>
           </w:p>
         </w:tc>
@@ -4613,7 +4467,7 @@
           <w:sz w:val="24"/>
         </w:rPr>
       </w:pPr>
-      <w:bookmarkStart w:id="12" w:name="_Toc231999208"/>
+      <w:bookmarkStart w:id="13" w:name="_Toc231999208"/>
       <w:r>
         <w:rPr>
           <w:rFonts w:ascii="Times New Roman" w:hAnsi="Times New Roman"/>
@@ -4629,7 +4483,7 @@
         </w:rPr>
         <w:t>Platform</w:t>
       </w:r>
-      <w:bookmarkEnd w:id="12"/>
+      <w:bookmarkEnd w:id="13"/>
     </w:p>
     <w:tbl>
       <w:tblPr>
@@ -4686,15 +4540,7 @@
                 <w:b/>
                 <w:sz w:val="24"/>
               </w:rPr>
-              <w:t xml:space="preserve">Tools/ </w:t>
-            </w:r>
-            <w:r>
-              <w:rPr>
-                <w:rFonts w:ascii="Times New Roman" w:hAnsi="Times New Roman"/>
-                <w:b/>
-                <w:sz w:val="24"/>
-              </w:rPr>
-              <w:t>Hardware</w:t>
+              <w:t>Tools/ Hardware</w:t>
             </w:r>
           </w:p>
         </w:tc>
@@ -5039,22 +4885,15 @@
           <w:sz w:val="24"/>
         </w:rPr>
       </w:pPr>
-      <w:bookmarkStart w:id="13" w:name="_Toc231999209"/>
-      <w:r>
-        <w:rPr>
-          <w:rFonts w:ascii="Times New Roman" w:hAnsi="Times New Roman"/>
-          <w:sz w:val="24"/>
-        </w:rPr>
-        <w:t xml:space="preserve">7.0 </w:t>
-      </w:r>
-      <w:r>
-        <w:rPr>
-          <w:rFonts w:ascii="Times New Roman" w:hAnsi="Times New Roman"/>
-          <w:sz w:val="24"/>
-        </w:rPr>
-        <w:t>Risk Management Plan</w:t>
-      </w:r>
-      <w:bookmarkEnd w:id="13"/>
+      <w:bookmarkStart w:id="14" w:name="_Toc231999209"/>
+      <w:r>
+        <w:rPr>
+          <w:rFonts w:ascii="Times New Roman" w:hAnsi="Times New Roman"/>
+          <w:sz w:val="24"/>
+        </w:rPr>
+        <w:t>7.0 Risk Management Plan</w:t>
+      </w:r>
+      <w:bookmarkEnd w:id="14"/>
     </w:p>
     <w:tbl>
       <w:tblPr>
@@ -5746,8 +5585,6 @@
               </w:rPr>
               <w:t>Members of the team generate work that is incompatible or misunderstanding the job requirements.</w:t>
             </w:r>
-            <w:bookmarkStart w:id="14" w:name="_GoBack"/>
-            <w:bookmarkEnd w:id="14"/>
           </w:p>
         </w:tc>
         <w:tc>
@@ -5970,7 +5807,7 @@
           <w:rPr>
             <w:noProof/>
           </w:rPr>
-          <w:t>7</w:t>
+          <w:t>8</w:t>
         </w:r>
         <w:r>
           <w:fldChar w:fldCharType="end"/>
@@ -7797,7 +7634,7 @@
 </file>
 
 <file path=customXml/itemProps1.xml><?xml version="1.0" encoding="utf-8"?>
-<ds:datastoreItem xmlns:ds="http://schemas.openxmlformats.org/officeDocument/2006/customXml" ds:itemID="{59AF259B-0E07-41CB-A864-72838DD9CFE4}">
+<ds:datastoreItem xmlns:ds="http://schemas.openxmlformats.org/officeDocument/2006/customXml" ds:itemID="{C4E1A85E-779A-456C-A06B-A4CB382D553C}">
   <ds:schemaRefs>
     <ds:schemaRef ds:uri="http://schemas.openxmlformats.org/officeDocument/2006/bibliography"/>
   </ds:schemaRefs>
